--- a/Knowledge/3-Work knowledge/1-Software Engineering/2-Testing/5-My Source/1-ISTQB Foundation Level/1-Testing terms/19-Tester_s Contribution to Iteration and Release Planning.docx
+++ b/Knowledge/3-Work knowledge/1-Software Engineering/2-Testing/5-My Source/1-ISTQB Foundation Level/1-Testing terms/19-Tester_s Contribution to Iteration and Release Planning.docx
@@ -42,51 +42,77 @@
       </w:pPr>
       <w:r>
         <w:rPr>
-          <w:b/>
-          <w:shd w:val="clear" w:color="auto" w:fill="B7B7B7"/>
-        </w:rPr>
-        <w:t># Source</w:t>
-      </w:r>
-      <w:r>
-        <w:rPr>
-          <w:shd w:val="clear" w:color="auto" w:fill="B7B7B7"/>
-        </w:rPr>
-        <w:t xml:space="preserve">: </w:t>
-      </w:r>
-      <w:r>
-        <w:rPr>
-          <w:b/>
-          <w:shd w:val="clear" w:color="auto" w:fill="B7B7B7"/>
-        </w:rPr>
-        <w:t xml:space="preserve">Chatgpt </w:t>
-      </w:r>
-      <w:r>
-        <w:rPr>
-          <w:b/>
-          <w:sz w:val="14"/>
-          <w:szCs w:val="14"/>
-          <w:shd w:val="clear" w:color="auto" w:fill="B7B7B7"/>
-        </w:rPr>
-        <w:t>(GPT</w:t>
-      </w:r>
-      <w:r>
-        <w:rPr>
-          <w:rFonts w:ascii="Cambria Math" w:hAnsi="Cambria Math" w:cs="Cambria Math"/>
-          <w:b/>
-          <w:sz w:val="14"/>
-          <w:szCs w:val="14"/>
-          <w:shd w:val="clear" w:color="auto" w:fill="B7B7B7"/>
+          <w:rFonts w:ascii="Arial" w:eastAsia="Arial" w:hAnsi="Arial" w:cs="Arial"/>
+          <w:b/>
+          <w:color w:val="000000"/>
+          <w:sz w:val="18"/>
+          <w:highlight w:val="lightGray"/>
+        </w:rPr>
+        <w:t># Source: AI Source: Provided by: [Data Path</w:t>
+      </w:r>
+      <w:r>
+        <w:rPr>
+          <w:rFonts w:ascii="Arial" w:eastAsia="Arial" w:hAnsi="Arial" w:cs="Arial"/>
+          <w:color w:val="000000"/>
+          <w:sz w:val="18"/>
+          <w:highlight w:val="lightGray"/>
+        </w:rPr>
+        <w:t xml:space="preserve">: Persons Table -&gt; ID Column: 1, Name_En Column: Motasem Essam] -&gt; </w:t>
+      </w:r>
+      <w:r>
+        <w:rPr>
+          <w:rFonts w:ascii="Arial" w:eastAsia="Arial" w:hAnsi="Arial" w:cs="Arial"/>
+          <w:b/>
+          <w:color w:val="000000"/>
+          <w:sz w:val="18"/>
+          <w:highlight w:val="lightGray"/>
+        </w:rPr>
+        <w:t>From:</w:t>
+      </w:r>
+      <w:r>
+        <w:rPr>
+          <w:rFonts w:ascii="Arial" w:eastAsia="Arial" w:hAnsi="Arial" w:cs="Arial"/>
+          <w:color w:val="000000"/>
+          <w:sz w:val="18"/>
+          <w:highlight w:val="lightGray"/>
+        </w:rPr>
+        <w:t xml:space="preserve"> [Chatgpt (GPT</w:t>
+      </w:r>
+      <w:r>
+        <w:rPr>
+          <w:rFonts w:ascii="Arial" w:eastAsia="Arial" w:hAnsi="Arial" w:cs="Cambria Math"/>
+          <w:color w:val="000000"/>
+          <w:sz w:val="18"/>
+          <w:highlight w:val="lightGray"/>
         </w:rPr>
         <w:t>‑</w:t>
       </w:r>
       <w:r>
         <w:rPr>
-          <w:b/>
-          <w:sz w:val="14"/>
-          <w:szCs w:val="14"/>
-          <w:shd w:val="clear" w:color="auto" w:fill="B7B7B7"/>
-        </w:rPr>
-        <w:t>5 Mini) at [8/17/2025]</w:t>
+          <w:rFonts w:ascii="Arial" w:eastAsia="Arial" w:hAnsi="Arial" w:cs="Arial"/>
+          <w:color w:val="000000"/>
+          <w:sz w:val="18"/>
+          <w:highlight w:val="lightGray"/>
+        </w:rPr>
+        <w:t xml:space="preserve">5 Mini)] </w:t>
+      </w:r>
+      <w:r>
+        <w:rPr>
+          <w:rFonts w:ascii="Arial" w:eastAsia="Arial" w:hAnsi="Arial" w:cs="Arial"/>
+          <w:b/>
+          <w:color w:val="000000"/>
+          <w:sz w:val="18"/>
+          <w:highlight w:val="lightGray"/>
+        </w:rPr>
+        <w:t>on</w:t>
+      </w:r>
+      <w:r>
+        <w:rPr>
+          <w:rFonts w:ascii="Arial" w:eastAsia="Arial" w:hAnsi="Arial"/>
+          <w:sz w:val="18"/>
+          <w:highlight w:val="lightGray"/>
+        </w:rPr>
+        <w:t xml:space="preserve"> [8/17/2025]</w:t>
       </w:r>
     </w:p>
     <w:p>
@@ -135,7 +161,7 @@
           <w:ilvl w:val="0"/>
           <w:numId w:val="10"/>
         </w:numPr>
-        <w:spacing w:before="240"/>
+        <w:spacing w:before="240" w:after="0" w:line="276" w:lineRule="auto"/>
       </w:pPr>
       <w:r>
         <w:rPr>
@@ -169,6 +195,7 @@
           <w:ilvl w:val="0"/>
           <w:numId w:val="10"/>
         </w:numPr>
+        <w:spacing w:after="0" w:line="276" w:lineRule="auto"/>
       </w:pPr>
       <w:r>
         <w:rPr>
@@ -202,7 +229,7 @@
           <w:ilvl w:val="0"/>
           <w:numId w:val="10"/>
         </w:numPr>
-        <w:spacing w:after="240"/>
+        <w:spacing w:after="240" w:line="276" w:lineRule="auto"/>
       </w:pPr>
       <w:r>
         <w:rPr>
@@ -232,7 +259,7 @@
     </w:p>
     <w:p>
       <w:r>
-        <w:pict w14:anchorId="01283813">
+        <w:pict w14:anchorId="11FDACD5">
           <v:rect id="_x0000_i1025" style="width:0;height:1.5pt" o:hralign="center" o:hrstd="t" o:hr="t" fillcolor="#a0a0a0" stroked="f"/>
         </w:pict>
       </w:r>
@@ -255,51 +282,77 @@
       </w:pPr>
       <w:r>
         <w:rPr>
-          <w:b/>
-          <w:shd w:val="clear" w:color="auto" w:fill="B7B7B7"/>
-        </w:rPr>
-        <w:t># Source</w:t>
-      </w:r>
-      <w:r>
-        <w:rPr>
-          <w:shd w:val="clear" w:color="auto" w:fill="B7B7B7"/>
-        </w:rPr>
-        <w:t xml:space="preserve">: </w:t>
-      </w:r>
-      <w:r>
-        <w:rPr>
-          <w:b/>
-          <w:shd w:val="clear" w:color="auto" w:fill="B7B7B7"/>
-        </w:rPr>
-        <w:t xml:space="preserve">Chatgpt </w:t>
-      </w:r>
-      <w:r>
-        <w:rPr>
-          <w:b/>
-          <w:sz w:val="14"/>
-          <w:szCs w:val="14"/>
-          <w:shd w:val="clear" w:color="auto" w:fill="B7B7B7"/>
-        </w:rPr>
-        <w:t>(GPT</w:t>
-      </w:r>
-      <w:r>
-        <w:rPr>
-          <w:rFonts w:ascii="Cambria Math" w:hAnsi="Cambria Math" w:cs="Cambria Math"/>
-          <w:b/>
-          <w:sz w:val="14"/>
-          <w:szCs w:val="14"/>
-          <w:shd w:val="clear" w:color="auto" w:fill="B7B7B7"/>
+          <w:rFonts w:ascii="Arial" w:eastAsia="Arial" w:hAnsi="Arial" w:cs="Arial"/>
+          <w:b/>
+          <w:color w:val="000000"/>
+          <w:sz w:val="18"/>
+          <w:highlight w:val="lightGray"/>
+        </w:rPr>
+        <w:t># Source: AI Source: Provided by: [Data Path</w:t>
+      </w:r>
+      <w:r>
+        <w:rPr>
+          <w:rFonts w:ascii="Arial" w:eastAsia="Arial" w:hAnsi="Arial" w:cs="Arial"/>
+          <w:color w:val="000000"/>
+          <w:sz w:val="18"/>
+          <w:highlight w:val="lightGray"/>
+        </w:rPr>
+        <w:t xml:space="preserve">: Persons Table -&gt; ID Column: 1, Name_En Column: Motasem Essam] -&gt; </w:t>
+      </w:r>
+      <w:r>
+        <w:rPr>
+          <w:rFonts w:ascii="Arial" w:eastAsia="Arial" w:hAnsi="Arial" w:cs="Arial"/>
+          <w:b/>
+          <w:color w:val="000000"/>
+          <w:sz w:val="18"/>
+          <w:highlight w:val="lightGray"/>
+        </w:rPr>
+        <w:t>From:</w:t>
+      </w:r>
+      <w:r>
+        <w:rPr>
+          <w:rFonts w:ascii="Arial" w:eastAsia="Arial" w:hAnsi="Arial" w:cs="Arial"/>
+          <w:color w:val="000000"/>
+          <w:sz w:val="18"/>
+          <w:highlight w:val="lightGray"/>
+        </w:rPr>
+        <w:t xml:space="preserve"> [Chatgpt (GPT</w:t>
+      </w:r>
+      <w:r>
+        <w:rPr>
+          <w:rFonts w:ascii="Arial" w:eastAsia="Arial" w:hAnsi="Arial" w:cs="Cambria Math"/>
+          <w:color w:val="000000"/>
+          <w:sz w:val="18"/>
+          <w:highlight w:val="lightGray"/>
         </w:rPr>
         <w:t>‑</w:t>
       </w:r>
       <w:r>
         <w:rPr>
-          <w:b/>
-          <w:sz w:val="14"/>
-          <w:szCs w:val="14"/>
-          <w:shd w:val="clear" w:color="auto" w:fill="B7B7B7"/>
-        </w:rPr>
-        <w:t>5 Mini) at [8/17/2025]</w:t>
+          <w:rFonts w:ascii="Arial" w:eastAsia="Arial" w:hAnsi="Arial" w:cs="Arial"/>
+          <w:color w:val="000000"/>
+          <w:sz w:val="18"/>
+          <w:highlight w:val="lightGray"/>
+        </w:rPr>
+        <w:t xml:space="preserve">5 Mini)] </w:t>
+      </w:r>
+      <w:r>
+        <w:rPr>
+          <w:rFonts w:ascii="Arial" w:eastAsia="Arial" w:hAnsi="Arial" w:cs="Arial"/>
+          <w:b/>
+          <w:color w:val="000000"/>
+          <w:sz w:val="18"/>
+          <w:highlight w:val="lightGray"/>
+        </w:rPr>
+        <w:t>on</w:t>
+      </w:r>
+      <w:r>
+        <w:rPr>
+          <w:rFonts w:ascii="Arial" w:eastAsia="Arial" w:hAnsi="Arial"/>
+          <w:sz w:val="18"/>
+          <w:highlight w:val="lightGray"/>
+        </w:rPr>
+        <w:t xml:space="preserve"> [8/17/2025]</w:t>
       </w:r>
     </w:p>
     <w:p>
@@ -308,7 +361,7 @@
           <w:ilvl w:val="0"/>
           <w:numId w:val="7"/>
         </w:numPr>
-        <w:spacing w:before="240"/>
+        <w:spacing w:before="240" w:after="0" w:line="276" w:lineRule="auto"/>
       </w:pPr>
       <w:r>
         <w:rPr>
@@ -336,6 +389,7 @@
           <w:ilvl w:val="0"/>
           <w:numId w:val="7"/>
         </w:numPr>
+        <w:spacing w:after="0" w:line="276" w:lineRule="auto"/>
       </w:pPr>
       <w:r>
         <w:rPr>
@@ -363,6 +417,7 @@
           <w:ilvl w:val="0"/>
           <w:numId w:val="7"/>
         </w:numPr>
+        <w:spacing w:after="0" w:line="276" w:lineRule="auto"/>
       </w:pPr>
       <w:r>
         <w:rPr>
@@ -390,6 +445,7 @@
           <w:ilvl w:val="0"/>
           <w:numId w:val="7"/>
         </w:numPr>
+        <w:spacing w:after="0" w:line="276" w:lineRule="auto"/>
       </w:pPr>
       <w:r>
         <w:rPr>
@@ -417,7 +473,7 @@
           <w:ilvl w:val="0"/>
           <w:numId w:val="7"/>
         </w:numPr>
-        <w:spacing w:after="240"/>
+        <w:spacing w:after="240" w:line="276" w:lineRule="auto"/>
       </w:pPr>
       <w:r>
         <w:rPr>
@@ -454,7 +510,7 @@
     </w:p>
     <w:p>
       <w:r>
-        <w:pict w14:anchorId="7EFBE92C">
+        <w:pict w14:anchorId="4BDC2472">
           <v:rect id="_x0000_i1026" style="width:0;height:1.5pt" o:hralign="center" o:hrstd="t" o:hr="t" fillcolor="#a0a0a0" stroked="f"/>
         </w:pict>
       </w:r>
@@ -468,7 +524,6 @@
       <w:bookmarkStart w:id="4" w:name="_czxafu1quzp" w:colFirst="0" w:colLast="0"/>
       <w:bookmarkEnd w:id="4"/>
       <w:r>
-        <w:lastRenderedPageBreak/>
         <w:t>🛠️ Activities in an Iteration</w:t>
       </w:r>
     </w:p>
@@ -478,51 +533,77 @@
       </w:pPr>
       <w:r>
         <w:rPr>
-          <w:b/>
-          <w:shd w:val="clear" w:color="auto" w:fill="B7B7B7"/>
-        </w:rPr>
-        <w:t># Source</w:t>
-      </w:r>
-      <w:r>
-        <w:rPr>
-          <w:shd w:val="clear" w:color="auto" w:fill="B7B7B7"/>
-        </w:rPr>
-        <w:t xml:space="preserve">: </w:t>
-      </w:r>
-      <w:r>
-        <w:rPr>
-          <w:b/>
-          <w:shd w:val="clear" w:color="auto" w:fill="B7B7B7"/>
-        </w:rPr>
-        <w:t xml:space="preserve">Chatgpt </w:t>
-      </w:r>
-      <w:r>
-        <w:rPr>
-          <w:b/>
-          <w:sz w:val="14"/>
-          <w:szCs w:val="14"/>
-          <w:shd w:val="clear" w:color="auto" w:fill="B7B7B7"/>
-        </w:rPr>
-        <w:t>(GPT</w:t>
-      </w:r>
-      <w:r>
-        <w:rPr>
-          <w:rFonts w:ascii="Cambria Math" w:hAnsi="Cambria Math" w:cs="Cambria Math"/>
-          <w:b/>
-          <w:sz w:val="14"/>
-          <w:szCs w:val="14"/>
-          <w:shd w:val="clear" w:color="auto" w:fill="B7B7B7"/>
+          <w:rFonts w:ascii="Arial" w:eastAsia="Arial" w:hAnsi="Arial" w:cs="Arial"/>
+          <w:b/>
+          <w:color w:val="000000"/>
+          <w:sz w:val="18"/>
+          <w:highlight w:val="lightGray"/>
+        </w:rPr>
+        <w:t># Source: AI Source: Provided by: [Data Path</w:t>
+      </w:r>
+      <w:r>
+        <w:rPr>
+          <w:rFonts w:ascii="Arial" w:eastAsia="Arial" w:hAnsi="Arial" w:cs="Arial"/>
+          <w:color w:val="000000"/>
+          <w:sz w:val="18"/>
+          <w:highlight w:val="lightGray"/>
+        </w:rPr>
+        <w:t xml:space="preserve">: Persons Table -&gt; ID Column: 1, Name_En Column: Motasem Essam] -&gt; </w:t>
+      </w:r>
+      <w:r>
+        <w:rPr>
+          <w:rFonts w:ascii="Arial" w:eastAsia="Arial" w:hAnsi="Arial" w:cs="Arial"/>
+          <w:b/>
+          <w:color w:val="000000"/>
+          <w:sz w:val="18"/>
+          <w:highlight w:val="lightGray"/>
+        </w:rPr>
+        <w:t>From:</w:t>
+      </w:r>
+      <w:r>
+        <w:rPr>
+          <w:rFonts w:ascii="Arial" w:eastAsia="Arial" w:hAnsi="Arial" w:cs="Arial"/>
+          <w:color w:val="000000"/>
+          <w:sz w:val="18"/>
+          <w:highlight w:val="lightGray"/>
+        </w:rPr>
+        <w:t xml:space="preserve"> [Chatgpt (GPT</w:t>
+      </w:r>
+      <w:r>
+        <w:rPr>
+          <w:rFonts w:ascii="Arial" w:eastAsia="Arial" w:hAnsi="Arial" w:cs="Cambria Math"/>
+          <w:color w:val="000000"/>
+          <w:sz w:val="18"/>
+          <w:highlight w:val="lightGray"/>
         </w:rPr>
         <w:t>‑</w:t>
       </w:r>
       <w:r>
         <w:rPr>
-          <w:b/>
-          <w:sz w:val="14"/>
-          <w:szCs w:val="14"/>
-          <w:shd w:val="clear" w:color="auto" w:fill="B7B7B7"/>
-        </w:rPr>
-        <w:t>5 Mini) at [8/17/2025]</w:t>
+          <w:rFonts w:ascii="Arial" w:eastAsia="Arial" w:hAnsi="Arial" w:cs="Arial"/>
+          <w:color w:val="000000"/>
+          <w:sz w:val="18"/>
+          <w:highlight w:val="lightGray"/>
+        </w:rPr>
+        <w:t xml:space="preserve">5 Mini)] </w:t>
+      </w:r>
+      <w:r>
+        <w:rPr>
+          <w:rFonts w:ascii="Arial" w:eastAsia="Arial" w:hAnsi="Arial" w:cs="Arial"/>
+          <w:b/>
+          <w:color w:val="000000"/>
+          <w:sz w:val="18"/>
+          <w:highlight w:val="lightGray"/>
+        </w:rPr>
+        <w:t>on</w:t>
+      </w:r>
+      <w:r>
+        <w:rPr>
+          <w:rFonts w:ascii="Arial" w:eastAsia="Arial" w:hAnsi="Arial"/>
+          <w:sz w:val="18"/>
+          <w:highlight w:val="lightGray"/>
+        </w:rPr>
+        <w:t xml:space="preserve"> [8/17/2025]</w:t>
       </w:r>
     </w:p>
     <w:p>
@@ -531,7 +612,7 @@
           <w:ilvl w:val="0"/>
           <w:numId w:val="4"/>
         </w:numPr>
-        <w:spacing w:before="240"/>
+        <w:spacing w:before="240" w:after="0" w:line="276" w:lineRule="auto"/>
       </w:pPr>
       <w:r>
         <w:rPr>
@@ -559,6 +640,7 @@
           <w:ilvl w:val="0"/>
           <w:numId w:val="4"/>
         </w:numPr>
+        <w:spacing w:after="0" w:line="276" w:lineRule="auto"/>
       </w:pPr>
       <w:r>
         <w:rPr>
@@ -586,6 +668,7 @@
           <w:ilvl w:val="0"/>
           <w:numId w:val="4"/>
         </w:numPr>
+        <w:spacing w:after="0" w:line="276" w:lineRule="auto"/>
       </w:pPr>
       <w:r>
         <w:rPr>
@@ -613,6 +696,7 @@
           <w:ilvl w:val="0"/>
           <w:numId w:val="4"/>
         </w:numPr>
+        <w:spacing w:after="0" w:line="276" w:lineRule="auto"/>
       </w:pPr>
       <w:r>
         <w:rPr>
@@ -640,7 +724,7 @@
           <w:ilvl w:val="0"/>
           <w:numId w:val="4"/>
         </w:numPr>
-        <w:spacing w:after="240"/>
+        <w:spacing w:after="240" w:line="276" w:lineRule="auto"/>
       </w:pPr>
       <w:r>
         <w:rPr>
@@ -664,7 +748,7 @@
     </w:p>
     <w:p>
       <w:r>
-        <w:pict w14:anchorId="212D26A3">
+        <w:pict w14:anchorId="576F04AD">
           <v:rect id="_x0000_i1027" style="width:0;height:1.5pt" o:hralign="center" o:hrstd="t" o:hr="t" fillcolor="#a0a0a0" stroked="f"/>
         </w:pict>
       </w:r>
@@ -687,51 +771,77 @@
       </w:pPr>
       <w:r>
         <w:rPr>
-          <w:b/>
-          <w:shd w:val="clear" w:color="auto" w:fill="B7B7B7"/>
-        </w:rPr>
-        <w:t># Source</w:t>
-      </w:r>
-      <w:r>
-        <w:rPr>
-          <w:shd w:val="clear" w:color="auto" w:fill="B7B7B7"/>
-        </w:rPr>
-        <w:t xml:space="preserve">: </w:t>
-      </w:r>
-      <w:r>
-        <w:rPr>
-          <w:b/>
-          <w:shd w:val="clear" w:color="auto" w:fill="B7B7B7"/>
-        </w:rPr>
-        <w:t xml:space="preserve">Chatgpt </w:t>
-      </w:r>
-      <w:r>
-        <w:rPr>
-          <w:b/>
-          <w:sz w:val="14"/>
-          <w:szCs w:val="14"/>
-          <w:shd w:val="clear" w:color="auto" w:fill="B7B7B7"/>
-        </w:rPr>
-        <w:t>(GPT</w:t>
-      </w:r>
-      <w:r>
-        <w:rPr>
-          <w:rFonts w:ascii="Cambria Math" w:hAnsi="Cambria Math" w:cs="Cambria Math"/>
-          <w:b/>
-          <w:sz w:val="14"/>
-          <w:szCs w:val="14"/>
-          <w:shd w:val="clear" w:color="auto" w:fill="B7B7B7"/>
+          <w:rFonts w:ascii="Arial" w:eastAsia="Arial" w:hAnsi="Arial" w:cs="Arial"/>
+          <w:b/>
+          <w:color w:val="000000"/>
+          <w:sz w:val="18"/>
+          <w:highlight w:val="lightGray"/>
+        </w:rPr>
+        <w:t># Source: AI Source: Provided by: [Data Path</w:t>
+      </w:r>
+      <w:r>
+        <w:rPr>
+          <w:rFonts w:ascii="Arial" w:eastAsia="Arial" w:hAnsi="Arial" w:cs="Arial"/>
+          <w:color w:val="000000"/>
+          <w:sz w:val="18"/>
+          <w:highlight w:val="lightGray"/>
+        </w:rPr>
+        <w:t xml:space="preserve">: Persons Table -&gt; ID Column: 1, Name_En Column: Motasem Essam] -&gt; </w:t>
+      </w:r>
+      <w:r>
+        <w:rPr>
+          <w:rFonts w:ascii="Arial" w:eastAsia="Arial" w:hAnsi="Arial" w:cs="Arial"/>
+          <w:b/>
+          <w:color w:val="000000"/>
+          <w:sz w:val="18"/>
+          <w:highlight w:val="lightGray"/>
+        </w:rPr>
+        <w:t>From:</w:t>
+      </w:r>
+      <w:r>
+        <w:rPr>
+          <w:rFonts w:ascii="Arial" w:eastAsia="Arial" w:hAnsi="Arial" w:cs="Arial"/>
+          <w:color w:val="000000"/>
+          <w:sz w:val="18"/>
+          <w:highlight w:val="lightGray"/>
+        </w:rPr>
+        <w:t xml:space="preserve"> [Chatgpt (GPT</w:t>
+      </w:r>
+      <w:r>
+        <w:rPr>
+          <w:rFonts w:ascii="Arial" w:eastAsia="Arial" w:hAnsi="Arial" w:cs="Cambria Math"/>
+          <w:color w:val="000000"/>
+          <w:sz w:val="18"/>
+          <w:highlight w:val="lightGray"/>
         </w:rPr>
         <w:t>‑</w:t>
       </w:r>
       <w:r>
         <w:rPr>
-          <w:b/>
-          <w:sz w:val="14"/>
-          <w:szCs w:val="14"/>
-          <w:shd w:val="clear" w:color="auto" w:fill="B7B7B7"/>
-        </w:rPr>
-        <w:t>5 Mini) at [8/17/2025]</w:t>
+          <w:rFonts w:ascii="Arial" w:eastAsia="Arial" w:hAnsi="Arial" w:cs="Arial"/>
+          <w:color w:val="000000"/>
+          <w:sz w:val="18"/>
+          <w:highlight w:val="lightGray"/>
+        </w:rPr>
+        <w:t xml:space="preserve">5 Mini)] </w:t>
+      </w:r>
+      <w:r>
+        <w:rPr>
+          <w:rFonts w:ascii="Arial" w:eastAsia="Arial" w:hAnsi="Arial" w:cs="Arial"/>
+          <w:b/>
+          <w:color w:val="000000"/>
+          <w:sz w:val="18"/>
+          <w:highlight w:val="lightGray"/>
+        </w:rPr>
+        <w:t>on</w:t>
+      </w:r>
+      <w:r>
+        <w:rPr>
+          <w:rFonts w:ascii="Arial" w:eastAsia="Arial" w:hAnsi="Arial"/>
+          <w:sz w:val="18"/>
+          <w:highlight w:val="lightGray"/>
+        </w:rPr>
+        <w:t xml:space="preserve"> [8/17/2025]</w:t>
       </w:r>
     </w:p>
     <w:p>
@@ -767,7 +877,7 @@
           <w:ilvl w:val="0"/>
           <w:numId w:val="14"/>
         </w:numPr>
-        <w:spacing w:before="240"/>
+        <w:spacing w:before="240" w:after="0" w:line="276" w:lineRule="auto"/>
       </w:pPr>
       <w:r>
         <w:rPr>
@@ -802,6 +912,7 @@
           <w:ilvl w:val="1"/>
           <w:numId w:val="14"/>
         </w:numPr>
+        <w:spacing w:after="0" w:line="276" w:lineRule="auto"/>
         <w:rPr>
           <w:rFonts w:ascii="Roboto Mono" w:eastAsia="Roboto Mono" w:hAnsi="Roboto Mono" w:cs="Roboto Mono"/>
         </w:rPr>
@@ -825,6 +936,7 @@
           <w:ilvl w:val="1"/>
           <w:numId w:val="14"/>
         </w:numPr>
+        <w:spacing w:after="0" w:line="276" w:lineRule="auto"/>
         <w:rPr>
           <w:rFonts w:ascii="Roboto Mono" w:eastAsia="Roboto Mono" w:hAnsi="Roboto Mono" w:cs="Roboto Mono"/>
         </w:rPr>
@@ -848,6 +960,7 @@
           <w:ilvl w:val="1"/>
           <w:numId w:val="14"/>
         </w:numPr>
+        <w:spacing w:after="0" w:line="276" w:lineRule="auto"/>
         <w:rPr>
           <w:rFonts w:ascii="Roboto Mono" w:eastAsia="Roboto Mono" w:hAnsi="Roboto Mono" w:cs="Roboto Mono"/>
         </w:rPr>
@@ -871,6 +984,7 @@
           <w:ilvl w:val="0"/>
           <w:numId w:val="14"/>
         </w:numPr>
+        <w:spacing w:after="0" w:line="276" w:lineRule="auto"/>
       </w:pPr>
       <w:r>
         <w:rPr>
@@ -905,6 +1019,7 @@
           <w:ilvl w:val="1"/>
           <w:numId w:val="14"/>
         </w:numPr>
+        <w:spacing w:after="0" w:line="276" w:lineRule="auto"/>
         <w:rPr>
           <w:rFonts w:ascii="Roboto Mono" w:eastAsia="Roboto Mono" w:hAnsi="Roboto Mono" w:cs="Roboto Mono"/>
         </w:rPr>
@@ -928,6 +1043,7 @@
           <w:ilvl w:val="1"/>
           <w:numId w:val="14"/>
         </w:numPr>
+        <w:spacing w:after="0" w:line="276" w:lineRule="auto"/>
         <w:rPr>
           <w:rFonts w:ascii="Roboto Mono" w:eastAsia="Roboto Mono" w:hAnsi="Roboto Mono" w:cs="Roboto Mono"/>
         </w:rPr>
@@ -951,6 +1067,7 @@
           <w:ilvl w:val="1"/>
           <w:numId w:val="14"/>
         </w:numPr>
+        <w:spacing w:after="0" w:line="276" w:lineRule="auto"/>
         <w:rPr>
           <w:rFonts w:ascii="Roboto Mono" w:eastAsia="Roboto Mono" w:hAnsi="Roboto Mono" w:cs="Roboto Mono"/>
         </w:rPr>
@@ -974,13 +1091,13 @@
           <w:ilvl w:val="0"/>
           <w:numId w:val="14"/>
         </w:numPr>
-      </w:pPr>
-      <w:r>
-        <w:rPr>
-          <w:rFonts w:ascii="Roboto Mono" w:eastAsia="Roboto Mono" w:hAnsi="Roboto Mono" w:cs="Roboto Mono"/>
-          <w:b/>
-        </w:rPr>
-        <w:lastRenderedPageBreak/>
+        <w:spacing w:after="0" w:line="276" w:lineRule="auto"/>
+      </w:pPr>
+      <w:r>
+        <w:rPr>
+          <w:rFonts w:ascii="Roboto Mono" w:eastAsia="Roboto Mono" w:hAnsi="Roboto Mono" w:cs="Roboto Mono"/>
+          <w:b/>
+        </w:rPr>
         <w:t>Iteration 3 (2 weeks):</w:t>
       </w:r>
       <w:r>
@@ -1009,6 +1126,7 @@
           <w:ilvl w:val="1"/>
           <w:numId w:val="14"/>
         </w:numPr>
+        <w:spacing w:after="0" w:line="276" w:lineRule="auto"/>
         <w:rPr>
           <w:rFonts w:ascii="Roboto Mono" w:eastAsia="Roboto Mono" w:hAnsi="Roboto Mono" w:cs="Roboto Mono"/>
         </w:rPr>
@@ -1032,6 +1150,7 @@
           <w:ilvl w:val="1"/>
           <w:numId w:val="14"/>
         </w:numPr>
+        <w:spacing w:after="0" w:line="276" w:lineRule="auto"/>
         <w:rPr>
           <w:rFonts w:ascii="Roboto Mono" w:eastAsia="Roboto Mono" w:hAnsi="Roboto Mono" w:cs="Roboto Mono"/>
         </w:rPr>
@@ -1055,7 +1174,7 @@
           <w:ilvl w:val="1"/>
           <w:numId w:val="14"/>
         </w:numPr>
-        <w:spacing w:after="240"/>
+        <w:spacing w:after="240" w:line="276" w:lineRule="auto"/>
         <w:rPr>
           <w:rFonts w:ascii="Roboto Mono" w:eastAsia="Roboto Mono" w:hAnsi="Roboto Mono" w:cs="Roboto Mono"/>
         </w:rPr>
@@ -1102,7 +1221,7 @@
     </w:p>
     <w:p>
       <w:r>
-        <w:pict w14:anchorId="5C2FFE93">
+        <w:pict w14:anchorId="591343D4">
           <v:rect id="_x0000_i1028" style="width:0;height:1.5pt" o:hralign="center" o:hrstd="t" o:hr="t" fillcolor="#a0a0a0" stroked="f"/>
         </w:pict>
       </w:r>
@@ -1128,51 +1247,77 @@
       </w:pPr>
       <w:r>
         <w:rPr>
-          <w:b/>
-          <w:shd w:val="clear" w:color="auto" w:fill="B7B7B7"/>
-        </w:rPr>
-        <w:t># Source</w:t>
-      </w:r>
-      <w:r>
-        <w:rPr>
-          <w:shd w:val="clear" w:color="auto" w:fill="B7B7B7"/>
-        </w:rPr>
-        <w:t xml:space="preserve">: </w:t>
-      </w:r>
-      <w:r>
-        <w:rPr>
-          <w:b/>
-          <w:shd w:val="clear" w:color="auto" w:fill="B7B7B7"/>
-        </w:rPr>
-        <w:t xml:space="preserve">Chatgpt </w:t>
-      </w:r>
-      <w:r>
-        <w:rPr>
-          <w:b/>
-          <w:sz w:val="14"/>
-          <w:szCs w:val="14"/>
-          <w:shd w:val="clear" w:color="auto" w:fill="B7B7B7"/>
-        </w:rPr>
-        <w:t>(GPT</w:t>
-      </w:r>
-      <w:r>
-        <w:rPr>
-          <w:rFonts w:ascii="Cambria Math" w:hAnsi="Cambria Math" w:cs="Cambria Math"/>
-          <w:b/>
-          <w:sz w:val="14"/>
-          <w:szCs w:val="14"/>
-          <w:shd w:val="clear" w:color="auto" w:fill="B7B7B7"/>
+          <w:rFonts w:ascii="Arial" w:eastAsia="Arial" w:hAnsi="Arial" w:cs="Arial"/>
+          <w:b/>
+          <w:color w:val="000000"/>
+          <w:sz w:val="18"/>
+          <w:highlight w:val="lightGray"/>
+        </w:rPr>
+        <w:t># Source: AI Source: Provided by: [Data Path</w:t>
+      </w:r>
+      <w:r>
+        <w:rPr>
+          <w:rFonts w:ascii="Arial" w:eastAsia="Arial" w:hAnsi="Arial" w:cs="Arial"/>
+          <w:color w:val="000000"/>
+          <w:sz w:val="18"/>
+          <w:highlight w:val="lightGray"/>
+        </w:rPr>
+        <w:t xml:space="preserve">: Persons Table -&gt; ID Column: 1, Name_En Column: Motasem Essam] -&gt; </w:t>
+      </w:r>
+      <w:r>
+        <w:rPr>
+          <w:rFonts w:ascii="Arial" w:eastAsia="Arial" w:hAnsi="Arial" w:cs="Arial"/>
+          <w:b/>
+          <w:color w:val="000000"/>
+          <w:sz w:val="18"/>
+          <w:highlight w:val="lightGray"/>
+        </w:rPr>
+        <w:t>From:</w:t>
+      </w:r>
+      <w:r>
+        <w:rPr>
+          <w:rFonts w:ascii="Arial" w:eastAsia="Arial" w:hAnsi="Arial" w:cs="Arial"/>
+          <w:color w:val="000000"/>
+          <w:sz w:val="18"/>
+          <w:highlight w:val="lightGray"/>
+        </w:rPr>
+        <w:t xml:space="preserve"> [Chatgpt (GPT</w:t>
+      </w:r>
+      <w:r>
+        <w:rPr>
+          <w:rFonts w:ascii="Arial" w:eastAsia="Arial" w:hAnsi="Arial" w:cs="Cambria Math"/>
+          <w:color w:val="000000"/>
+          <w:sz w:val="18"/>
+          <w:highlight w:val="lightGray"/>
         </w:rPr>
         <w:t>‑</w:t>
       </w:r>
       <w:r>
         <w:rPr>
-          <w:b/>
-          <w:sz w:val="14"/>
-          <w:szCs w:val="14"/>
-          <w:shd w:val="clear" w:color="auto" w:fill="B7B7B7"/>
-        </w:rPr>
-        <w:t>5 Mini) at [8/17/2025]</w:t>
+          <w:rFonts w:ascii="Arial" w:eastAsia="Arial" w:hAnsi="Arial" w:cs="Arial"/>
+          <w:color w:val="000000"/>
+          <w:sz w:val="18"/>
+          <w:highlight w:val="lightGray"/>
+        </w:rPr>
+        <w:t xml:space="preserve">5 Mini)] </w:t>
+      </w:r>
+      <w:r>
+        <w:rPr>
+          <w:rFonts w:ascii="Arial" w:eastAsia="Arial" w:hAnsi="Arial" w:cs="Arial"/>
+          <w:b/>
+          <w:color w:val="000000"/>
+          <w:sz w:val="18"/>
+          <w:highlight w:val="lightGray"/>
+        </w:rPr>
+        <w:t>on</w:t>
+      </w:r>
+      <w:r>
+        <w:rPr>
+          <w:rFonts w:ascii="Arial" w:eastAsia="Arial" w:hAnsi="Arial"/>
+          <w:sz w:val="18"/>
+          <w:highlight w:val="lightGray"/>
+        </w:rPr>
+        <w:t xml:space="preserve"> [8/17/2025]</w:t>
       </w:r>
     </w:p>
     <w:p>
@@ -1202,7 +1347,7 @@
     </w:p>
     <w:p>
       <w:r>
-        <w:pict w14:anchorId="3846328E">
+        <w:pict w14:anchorId="531DF3D5">
           <v:rect id="_x0000_i1029" style="width:0;height:1.5pt" o:hralign="center" o:hrstd="t" o:hr="t" fillcolor="#a0a0a0" stroked="f"/>
         </w:pict>
       </w:r>
@@ -1239,51 +1384,77 @@
       </w:pPr>
       <w:r>
         <w:rPr>
-          <w:b/>
-          <w:shd w:val="clear" w:color="auto" w:fill="B7B7B7"/>
-        </w:rPr>
-        <w:t># Source</w:t>
-      </w:r>
-      <w:r>
-        <w:rPr>
-          <w:shd w:val="clear" w:color="auto" w:fill="B7B7B7"/>
-        </w:rPr>
-        <w:t xml:space="preserve">: </w:t>
-      </w:r>
-      <w:r>
-        <w:rPr>
-          <w:b/>
-          <w:shd w:val="clear" w:color="auto" w:fill="B7B7B7"/>
-        </w:rPr>
-        <w:t xml:space="preserve">Chatgpt </w:t>
-      </w:r>
-      <w:r>
-        <w:rPr>
-          <w:b/>
-          <w:sz w:val="14"/>
-          <w:szCs w:val="14"/>
-          <w:shd w:val="clear" w:color="auto" w:fill="B7B7B7"/>
-        </w:rPr>
-        <w:t>(GPT</w:t>
-      </w:r>
-      <w:r>
-        <w:rPr>
-          <w:rFonts w:ascii="Cambria Math" w:hAnsi="Cambria Math" w:cs="Cambria Math"/>
-          <w:b/>
-          <w:sz w:val="14"/>
-          <w:szCs w:val="14"/>
-          <w:shd w:val="clear" w:color="auto" w:fill="B7B7B7"/>
+          <w:rFonts w:ascii="Arial" w:eastAsia="Arial" w:hAnsi="Arial" w:cs="Arial"/>
+          <w:b/>
+          <w:color w:val="000000"/>
+          <w:sz w:val="18"/>
+          <w:highlight w:val="lightGray"/>
+        </w:rPr>
+        <w:t># Source: AI Source: Provided by: [Data Path</w:t>
+      </w:r>
+      <w:r>
+        <w:rPr>
+          <w:rFonts w:ascii="Arial" w:eastAsia="Arial" w:hAnsi="Arial" w:cs="Arial"/>
+          <w:color w:val="000000"/>
+          <w:sz w:val="18"/>
+          <w:highlight w:val="lightGray"/>
+        </w:rPr>
+        <w:t xml:space="preserve">: Persons Table -&gt; ID Column: 1, Name_En Column: Motasem Essam] -&gt; </w:t>
+      </w:r>
+      <w:r>
+        <w:rPr>
+          <w:rFonts w:ascii="Arial" w:eastAsia="Arial" w:hAnsi="Arial" w:cs="Arial"/>
+          <w:b/>
+          <w:color w:val="000000"/>
+          <w:sz w:val="18"/>
+          <w:highlight w:val="lightGray"/>
+        </w:rPr>
+        <w:t>From:</w:t>
+      </w:r>
+      <w:r>
+        <w:rPr>
+          <w:rFonts w:ascii="Arial" w:eastAsia="Arial" w:hAnsi="Arial" w:cs="Arial"/>
+          <w:color w:val="000000"/>
+          <w:sz w:val="18"/>
+          <w:highlight w:val="lightGray"/>
+        </w:rPr>
+        <w:t xml:space="preserve"> [Chatgpt (GPT</w:t>
+      </w:r>
+      <w:r>
+        <w:rPr>
+          <w:rFonts w:ascii="Arial" w:eastAsia="Arial" w:hAnsi="Arial" w:cs="Cambria Math"/>
+          <w:color w:val="000000"/>
+          <w:sz w:val="18"/>
+          <w:highlight w:val="lightGray"/>
         </w:rPr>
         <w:t>‑</w:t>
       </w:r>
       <w:r>
         <w:rPr>
-          <w:b/>
-          <w:sz w:val="14"/>
-          <w:szCs w:val="14"/>
-          <w:shd w:val="clear" w:color="auto" w:fill="B7B7B7"/>
-        </w:rPr>
-        <w:t>5 Mini) at [8/17/2025]</w:t>
+          <w:rFonts w:ascii="Arial" w:eastAsia="Arial" w:hAnsi="Arial" w:cs="Arial"/>
+          <w:color w:val="000000"/>
+          <w:sz w:val="18"/>
+          <w:highlight w:val="lightGray"/>
+        </w:rPr>
+        <w:t xml:space="preserve">5 Mini)] </w:t>
+      </w:r>
+      <w:r>
+        <w:rPr>
+          <w:rFonts w:ascii="Arial" w:eastAsia="Arial" w:hAnsi="Arial" w:cs="Arial"/>
+          <w:b/>
+          <w:color w:val="000000"/>
+          <w:sz w:val="18"/>
+          <w:highlight w:val="lightGray"/>
+        </w:rPr>
+        <w:t>on</w:t>
+      </w:r>
+      <w:r>
+        <w:rPr>
+          <w:rFonts w:ascii="Arial" w:eastAsia="Arial" w:hAnsi="Arial"/>
+          <w:sz w:val="18"/>
+          <w:highlight w:val="lightGray"/>
+        </w:rPr>
+        <w:t xml:space="preserve"> [8/17/2025]</w:t>
       </w:r>
     </w:p>
     <w:p>
@@ -1321,7 +1492,7 @@
           <w:ilvl w:val="0"/>
           <w:numId w:val="17"/>
         </w:numPr>
-        <w:spacing w:before="240"/>
+        <w:spacing w:before="240" w:after="0" w:line="276" w:lineRule="auto"/>
       </w:pPr>
       <w:r>
         <w:rPr>
@@ -1355,6 +1526,7 @@
           <w:ilvl w:val="0"/>
           <w:numId w:val="17"/>
         </w:numPr>
+        <w:spacing w:after="0" w:line="276" w:lineRule="auto"/>
       </w:pPr>
       <w:r>
         <w:rPr>
@@ -1414,13 +1586,12 @@
           <w:ilvl w:val="0"/>
           <w:numId w:val="17"/>
         </w:numPr>
-        <w:spacing w:after="240"/>
-      </w:pPr>
-      <w:r>
-        <w:rPr>
-          <w:rFonts w:ascii="Roboto Mono" w:eastAsia="Roboto Mono" w:hAnsi="Roboto Mono" w:cs="Roboto Mono"/>
-        </w:rPr>
-        <w:lastRenderedPageBreak/>
+        <w:spacing w:after="240" w:line="276" w:lineRule="auto"/>
+      </w:pPr>
+      <w:r>
+        <w:rPr>
+          <w:rFonts w:ascii="Roboto Mono" w:eastAsia="Roboto Mono" w:hAnsi="Roboto Mono" w:cs="Roboto Mono"/>
+        </w:rPr>
         <w:t xml:space="preserve">The main outcome is a </w:t>
       </w:r>
       <w:r>
@@ -1458,7 +1629,7 @@
     </w:p>
     <w:p>
       <w:r>
-        <w:pict w14:anchorId="780E53AA">
+        <w:pict w14:anchorId="3F2007B9">
           <v:rect id="_x0000_i1030" style="width:0;height:1.5pt" o:hralign="center" o:hrstd="t" o:hr="t" fillcolor="#a0a0a0" stroked="f"/>
         </w:pict>
       </w:r>
@@ -1481,51 +1652,77 @@
       </w:pPr>
       <w:r>
         <w:rPr>
-          <w:b/>
-          <w:shd w:val="clear" w:color="auto" w:fill="B7B7B7"/>
-        </w:rPr>
-        <w:t># Source</w:t>
-      </w:r>
-      <w:r>
-        <w:rPr>
-          <w:shd w:val="clear" w:color="auto" w:fill="B7B7B7"/>
-        </w:rPr>
-        <w:t xml:space="preserve">: </w:t>
-      </w:r>
-      <w:r>
-        <w:rPr>
-          <w:b/>
-          <w:shd w:val="clear" w:color="auto" w:fill="B7B7B7"/>
-        </w:rPr>
-        <w:t xml:space="preserve">Chatgpt </w:t>
-      </w:r>
-      <w:r>
-        <w:rPr>
-          <w:b/>
-          <w:sz w:val="14"/>
-          <w:szCs w:val="14"/>
-          <w:shd w:val="clear" w:color="auto" w:fill="B7B7B7"/>
-        </w:rPr>
-        <w:t>(GPT</w:t>
-      </w:r>
-      <w:r>
-        <w:rPr>
-          <w:rFonts w:ascii="Cambria Math" w:hAnsi="Cambria Math" w:cs="Cambria Math"/>
-          <w:b/>
-          <w:sz w:val="14"/>
-          <w:szCs w:val="14"/>
-          <w:shd w:val="clear" w:color="auto" w:fill="B7B7B7"/>
+          <w:rFonts w:ascii="Arial" w:eastAsia="Arial" w:hAnsi="Arial" w:cs="Arial"/>
+          <w:b/>
+          <w:color w:val="000000"/>
+          <w:sz w:val="18"/>
+          <w:highlight w:val="lightGray"/>
+        </w:rPr>
+        <w:t># Source: AI Source: Provided by: [Data Path</w:t>
+      </w:r>
+      <w:r>
+        <w:rPr>
+          <w:rFonts w:ascii="Arial" w:eastAsia="Arial" w:hAnsi="Arial" w:cs="Arial"/>
+          <w:color w:val="000000"/>
+          <w:sz w:val="18"/>
+          <w:highlight w:val="lightGray"/>
+        </w:rPr>
+        <w:t xml:space="preserve">: Persons Table -&gt; ID Column: 1, Name_En Column: Motasem Essam] -&gt; </w:t>
+      </w:r>
+      <w:r>
+        <w:rPr>
+          <w:rFonts w:ascii="Arial" w:eastAsia="Arial" w:hAnsi="Arial" w:cs="Arial"/>
+          <w:b/>
+          <w:color w:val="000000"/>
+          <w:sz w:val="18"/>
+          <w:highlight w:val="lightGray"/>
+        </w:rPr>
+        <w:t>From:</w:t>
+      </w:r>
+      <w:r>
+        <w:rPr>
+          <w:rFonts w:ascii="Arial" w:eastAsia="Arial" w:hAnsi="Arial" w:cs="Arial"/>
+          <w:color w:val="000000"/>
+          <w:sz w:val="18"/>
+          <w:highlight w:val="lightGray"/>
+        </w:rPr>
+        <w:t xml:space="preserve"> [Chatgpt (GPT</w:t>
+      </w:r>
+      <w:r>
+        <w:rPr>
+          <w:rFonts w:ascii="Arial" w:eastAsia="Arial" w:hAnsi="Arial" w:cs="Cambria Math"/>
+          <w:color w:val="000000"/>
+          <w:sz w:val="18"/>
+          <w:highlight w:val="lightGray"/>
         </w:rPr>
         <w:t>‑</w:t>
       </w:r>
       <w:r>
         <w:rPr>
-          <w:b/>
-          <w:sz w:val="14"/>
-          <w:szCs w:val="14"/>
-          <w:shd w:val="clear" w:color="auto" w:fill="B7B7B7"/>
-        </w:rPr>
-        <w:t>5 Mini) at [8/17/2025]</w:t>
+          <w:rFonts w:ascii="Arial" w:eastAsia="Arial" w:hAnsi="Arial" w:cs="Arial"/>
+          <w:color w:val="000000"/>
+          <w:sz w:val="18"/>
+          <w:highlight w:val="lightGray"/>
+        </w:rPr>
+        <w:t xml:space="preserve">5 Mini)] </w:t>
+      </w:r>
+      <w:r>
+        <w:rPr>
+          <w:rFonts w:ascii="Arial" w:eastAsia="Arial" w:hAnsi="Arial" w:cs="Arial"/>
+          <w:b/>
+          <w:color w:val="000000"/>
+          <w:sz w:val="18"/>
+          <w:highlight w:val="lightGray"/>
+        </w:rPr>
+        <w:t>on</w:t>
+      </w:r>
+      <w:r>
+        <w:rPr>
+          <w:rFonts w:ascii="Arial" w:eastAsia="Arial" w:hAnsi="Arial"/>
+          <w:sz w:val="18"/>
+          <w:highlight w:val="lightGray"/>
+        </w:rPr>
+        <w:t xml:space="preserve"> [8/17/2025]</w:t>
       </w:r>
     </w:p>
     <w:p>
@@ -1534,7 +1731,7 @@
           <w:ilvl w:val="0"/>
           <w:numId w:val="6"/>
         </w:numPr>
-        <w:spacing w:before="240"/>
+        <w:spacing w:before="240" w:after="0" w:line="276" w:lineRule="auto"/>
       </w:pPr>
       <w:r>
         <w:rPr>
@@ -1568,6 +1765,7 @@
           <w:ilvl w:val="0"/>
           <w:numId w:val="6"/>
         </w:numPr>
+        <w:spacing w:after="0" w:line="276" w:lineRule="auto"/>
       </w:pPr>
       <w:r>
         <w:rPr>
@@ -1601,6 +1799,7 @@
           <w:ilvl w:val="0"/>
           <w:numId w:val="6"/>
         </w:numPr>
+        <w:spacing w:after="0" w:line="276" w:lineRule="auto"/>
       </w:pPr>
       <w:r>
         <w:rPr>
@@ -1634,6 +1833,7 @@
           <w:ilvl w:val="0"/>
           <w:numId w:val="6"/>
         </w:numPr>
+        <w:spacing w:after="0" w:line="276" w:lineRule="auto"/>
       </w:pPr>
       <w:r>
         <w:rPr>
@@ -1667,6 +1867,7 @@
           <w:ilvl w:val="0"/>
           <w:numId w:val="6"/>
         </w:numPr>
+        <w:spacing w:after="0" w:line="276" w:lineRule="auto"/>
       </w:pPr>
       <w:r>
         <w:rPr>
@@ -1700,6 +1901,7 @@
           <w:ilvl w:val="0"/>
           <w:numId w:val="6"/>
         </w:numPr>
+        <w:spacing w:after="0" w:line="276" w:lineRule="auto"/>
       </w:pPr>
       <w:r>
         <w:rPr>
@@ -1733,7 +1935,7 @@
           <w:ilvl w:val="0"/>
           <w:numId w:val="6"/>
         </w:numPr>
-        <w:spacing w:after="240"/>
+        <w:spacing w:after="240" w:line="276" w:lineRule="auto"/>
       </w:pPr>
       <w:r>
         <w:rPr>
@@ -1763,7 +1965,7 @@
     </w:p>
     <w:p>
       <w:r>
-        <w:pict w14:anchorId="58AC980B">
+        <w:pict w14:anchorId="4AD519C6">
           <v:rect id="_x0000_i1031" style="width:0;height:1.5pt" o:hralign="center" o:hrstd="t" o:hr="t" fillcolor="#a0a0a0" stroked="f"/>
         </w:pict>
       </w:r>
@@ -1786,51 +1988,77 @@
       </w:pPr>
       <w:r>
         <w:rPr>
-          <w:b/>
-          <w:shd w:val="clear" w:color="auto" w:fill="B7B7B7"/>
-        </w:rPr>
-        <w:t># Source</w:t>
-      </w:r>
-      <w:r>
-        <w:rPr>
-          <w:shd w:val="clear" w:color="auto" w:fill="B7B7B7"/>
-        </w:rPr>
-        <w:t xml:space="preserve">: </w:t>
-      </w:r>
-      <w:r>
-        <w:rPr>
-          <w:b/>
-          <w:shd w:val="clear" w:color="auto" w:fill="B7B7B7"/>
-        </w:rPr>
-        <w:t xml:space="preserve">Chatgpt </w:t>
-      </w:r>
-      <w:r>
-        <w:rPr>
-          <w:b/>
-          <w:sz w:val="14"/>
-          <w:szCs w:val="14"/>
-          <w:shd w:val="clear" w:color="auto" w:fill="B7B7B7"/>
-        </w:rPr>
-        <w:t>(GPT</w:t>
-      </w:r>
-      <w:r>
-        <w:rPr>
-          <w:rFonts w:ascii="Cambria Math" w:hAnsi="Cambria Math" w:cs="Cambria Math"/>
-          <w:b/>
-          <w:sz w:val="14"/>
-          <w:szCs w:val="14"/>
-          <w:shd w:val="clear" w:color="auto" w:fill="B7B7B7"/>
+          <w:rFonts w:ascii="Arial" w:eastAsia="Arial" w:hAnsi="Arial" w:cs="Arial"/>
+          <w:b/>
+          <w:color w:val="000000"/>
+          <w:sz w:val="18"/>
+          <w:highlight w:val="lightGray"/>
+        </w:rPr>
+        <w:t># Source: AI Source: Provided by: [Data Path</w:t>
+      </w:r>
+      <w:r>
+        <w:rPr>
+          <w:rFonts w:ascii="Arial" w:eastAsia="Arial" w:hAnsi="Arial" w:cs="Arial"/>
+          <w:color w:val="000000"/>
+          <w:sz w:val="18"/>
+          <w:highlight w:val="lightGray"/>
+        </w:rPr>
+        <w:t xml:space="preserve">: Persons Table -&gt; ID Column: 1, Name_En Column: Motasem Essam] -&gt; </w:t>
+      </w:r>
+      <w:r>
+        <w:rPr>
+          <w:rFonts w:ascii="Arial" w:eastAsia="Arial" w:hAnsi="Arial" w:cs="Arial"/>
+          <w:b/>
+          <w:color w:val="000000"/>
+          <w:sz w:val="18"/>
+          <w:highlight w:val="lightGray"/>
+        </w:rPr>
+        <w:t>From:</w:t>
+      </w:r>
+      <w:r>
+        <w:rPr>
+          <w:rFonts w:ascii="Arial" w:eastAsia="Arial" w:hAnsi="Arial" w:cs="Arial"/>
+          <w:color w:val="000000"/>
+          <w:sz w:val="18"/>
+          <w:highlight w:val="lightGray"/>
+        </w:rPr>
+        <w:t xml:space="preserve"> [Chatgpt (GPT</w:t>
+      </w:r>
+      <w:r>
+        <w:rPr>
+          <w:rFonts w:ascii="Arial" w:eastAsia="Arial" w:hAnsi="Arial" w:cs="Cambria Math"/>
+          <w:color w:val="000000"/>
+          <w:sz w:val="18"/>
+          <w:highlight w:val="lightGray"/>
         </w:rPr>
         <w:t>‑</w:t>
       </w:r>
       <w:r>
         <w:rPr>
-          <w:b/>
-          <w:sz w:val="14"/>
-          <w:szCs w:val="14"/>
-          <w:shd w:val="clear" w:color="auto" w:fill="B7B7B7"/>
-        </w:rPr>
-        <w:t>5 Mini) at [8/17/2025]</w:t>
+          <w:rFonts w:ascii="Arial" w:eastAsia="Arial" w:hAnsi="Arial" w:cs="Arial"/>
+          <w:color w:val="000000"/>
+          <w:sz w:val="18"/>
+          <w:highlight w:val="lightGray"/>
+        </w:rPr>
+        <w:t xml:space="preserve">5 Mini)] </w:t>
+      </w:r>
+      <w:r>
+        <w:rPr>
+          <w:rFonts w:ascii="Arial" w:eastAsia="Arial" w:hAnsi="Arial" w:cs="Arial"/>
+          <w:b/>
+          <w:color w:val="000000"/>
+          <w:sz w:val="18"/>
+          <w:highlight w:val="lightGray"/>
+        </w:rPr>
+        <w:t>on</w:t>
+      </w:r>
+      <w:r>
+        <w:rPr>
+          <w:rFonts w:ascii="Arial" w:eastAsia="Arial" w:hAnsi="Arial"/>
+          <w:sz w:val="18"/>
+          <w:highlight w:val="lightGray"/>
+        </w:rPr>
+        <w:t xml:space="preserve"> [8/17/2025]</w:t>
       </w:r>
     </w:p>
     <w:p>
@@ -1839,7 +2067,7 @@
           <w:ilvl w:val="0"/>
           <w:numId w:val="12"/>
         </w:numPr>
-        <w:spacing w:before="240"/>
+        <w:spacing w:before="240" w:after="0" w:line="276" w:lineRule="auto"/>
         <w:rPr>
           <w:rFonts w:ascii="Roboto Mono" w:eastAsia="Roboto Mono" w:hAnsi="Roboto Mono" w:cs="Roboto Mono"/>
         </w:rPr>
@@ -1865,6 +2093,7 @@
           <w:ilvl w:val="1"/>
           <w:numId w:val="12"/>
         </w:numPr>
+        <w:spacing w:after="0" w:line="276" w:lineRule="auto"/>
         <w:rPr>
           <w:rFonts w:ascii="Roboto Mono" w:eastAsia="Roboto Mono" w:hAnsi="Roboto Mono" w:cs="Roboto Mono"/>
         </w:rPr>
@@ -1888,6 +2117,7 @@
           <w:ilvl w:val="0"/>
           <w:numId w:val="12"/>
         </w:numPr>
+        <w:spacing w:after="0" w:line="276" w:lineRule="auto"/>
         <w:rPr>
           <w:rFonts w:ascii="Roboto Mono" w:eastAsia="Roboto Mono" w:hAnsi="Roboto Mono" w:cs="Roboto Mono"/>
         </w:rPr>
@@ -1913,6 +2143,7 @@
           <w:ilvl w:val="1"/>
           <w:numId w:val="12"/>
         </w:numPr>
+        <w:spacing w:after="0" w:line="276" w:lineRule="auto"/>
         <w:rPr>
           <w:rFonts w:ascii="Roboto Mono" w:eastAsia="Roboto Mono" w:hAnsi="Roboto Mono" w:cs="Roboto Mono"/>
         </w:rPr>
@@ -1936,16 +2167,16 @@
           <w:ilvl w:val="0"/>
           <w:numId w:val="12"/>
         </w:numPr>
-        <w:rPr>
-          <w:rFonts w:ascii="Roboto Mono" w:eastAsia="Roboto Mono" w:hAnsi="Roboto Mono" w:cs="Roboto Mono"/>
-        </w:rPr>
-      </w:pPr>
-      <w:r>
-        <w:rPr>
-          <w:rFonts w:ascii="Roboto Mono" w:eastAsia="Roboto Mono" w:hAnsi="Roboto Mono" w:cs="Roboto Mono"/>
-          <w:b/>
-        </w:rPr>
-        <w:lastRenderedPageBreak/>
+        <w:spacing w:after="0" w:line="276" w:lineRule="auto"/>
+        <w:rPr>
+          <w:rFonts w:ascii="Roboto Mono" w:eastAsia="Roboto Mono" w:hAnsi="Roboto Mono" w:cs="Roboto Mono"/>
+        </w:rPr>
+      </w:pPr>
+      <w:r>
+        <w:rPr>
+          <w:rFonts w:ascii="Roboto Mono" w:eastAsia="Roboto Mono" w:hAnsi="Roboto Mono" w:cs="Roboto Mono"/>
+          <w:b/>
+        </w:rPr>
         <w:t>Estimate Effort &amp; Timeline</w:t>
       </w:r>
       <w:r>
@@ -1962,6 +2193,7 @@
           <w:ilvl w:val="1"/>
           <w:numId w:val="12"/>
         </w:numPr>
+        <w:spacing w:after="0" w:line="276" w:lineRule="auto"/>
         <w:rPr>
           <w:rFonts w:ascii="Roboto Mono" w:eastAsia="Roboto Mono" w:hAnsi="Roboto Mono" w:cs="Roboto Mono"/>
         </w:rPr>
@@ -1985,6 +2217,7 @@
           <w:ilvl w:val="0"/>
           <w:numId w:val="12"/>
         </w:numPr>
+        <w:spacing w:after="0" w:line="276" w:lineRule="auto"/>
         <w:rPr>
           <w:rFonts w:ascii="Roboto Mono" w:eastAsia="Roboto Mono" w:hAnsi="Roboto Mono" w:cs="Roboto Mono"/>
         </w:rPr>
@@ -2010,6 +2243,7 @@
           <w:ilvl w:val="1"/>
           <w:numId w:val="12"/>
         </w:numPr>
+        <w:spacing w:after="0" w:line="276" w:lineRule="auto"/>
         <w:rPr>
           <w:rFonts w:ascii="Roboto Mono" w:eastAsia="Roboto Mono" w:hAnsi="Roboto Mono" w:cs="Roboto Mono"/>
         </w:rPr>
@@ -2033,6 +2267,7 @@
           <w:ilvl w:val="0"/>
           <w:numId w:val="12"/>
         </w:numPr>
+        <w:spacing w:after="0" w:line="276" w:lineRule="auto"/>
         <w:rPr>
           <w:rFonts w:ascii="Roboto Mono" w:eastAsia="Roboto Mono" w:hAnsi="Roboto Mono" w:cs="Roboto Mono"/>
         </w:rPr>
@@ -2058,6 +2293,7 @@
           <w:ilvl w:val="1"/>
           <w:numId w:val="12"/>
         </w:numPr>
+        <w:spacing w:after="0" w:line="276" w:lineRule="auto"/>
         <w:rPr>
           <w:rFonts w:ascii="Roboto Mono" w:eastAsia="Roboto Mono" w:hAnsi="Roboto Mono" w:cs="Roboto Mono"/>
         </w:rPr>
@@ -2081,6 +2317,7 @@
           <w:ilvl w:val="0"/>
           <w:numId w:val="12"/>
         </w:numPr>
+        <w:spacing w:after="0" w:line="276" w:lineRule="auto"/>
         <w:rPr>
           <w:rFonts w:ascii="Roboto Mono" w:eastAsia="Roboto Mono" w:hAnsi="Roboto Mono" w:cs="Roboto Mono"/>
         </w:rPr>
@@ -2106,7 +2343,7 @@
           <w:ilvl w:val="1"/>
           <w:numId w:val="12"/>
         </w:numPr>
-        <w:spacing w:after="240"/>
+        <w:spacing w:after="240" w:line="276" w:lineRule="auto"/>
         <w:rPr>
           <w:rFonts w:ascii="Roboto Mono" w:eastAsia="Roboto Mono" w:hAnsi="Roboto Mono" w:cs="Roboto Mono"/>
         </w:rPr>
@@ -2126,7 +2363,7 @@
     </w:p>
     <w:p>
       <w:r>
-        <w:pict w14:anchorId="7051BE6D">
+        <w:pict w14:anchorId="6C4AAB67">
           <v:rect id="_x0000_i1032" style="width:0;height:1.5pt" o:hralign="center" o:hrstd="t" o:hr="t" fillcolor="#a0a0a0" stroked="f"/>
         </w:pict>
       </w:r>
@@ -2149,51 +2386,77 @@
       </w:pPr>
       <w:r>
         <w:rPr>
-          <w:b/>
-          <w:shd w:val="clear" w:color="auto" w:fill="B7B7B7"/>
-        </w:rPr>
-        <w:t># Source</w:t>
-      </w:r>
-      <w:r>
-        <w:rPr>
-          <w:shd w:val="clear" w:color="auto" w:fill="B7B7B7"/>
-        </w:rPr>
-        <w:t xml:space="preserve">: </w:t>
-      </w:r>
-      <w:r>
-        <w:rPr>
-          <w:b/>
-          <w:shd w:val="clear" w:color="auto" w:fill="B7B7B7"/>
-        </w:rPr>
-        <w:t xml:space="preserve">Chatgpt </w:t>
-      </w:r>
-      <w:r>
-        <w:rPr>
-          <w:b/>
-          <w:sz w:val="14"/>
-          <w:szCs w:val="14"/>
-          <w:shd w:val="clear" w:color="auto" w:fill="B7B7B7"/>
-        </w:rPr>
-        <w:t>(GPT</w:t>
-      </w:r>
-      <w:r>
-        <w:rPr>
-          <w:rFonts w:ascii="Cambria Math" w:hAnsi="Cambria Math" w:cs="Cambria Math"/>
-          <w:b/>
-          <w:sz w:val="14"/>
-          <w:szCs w:val="14"/>
-          <w:shd w:val="clear" w:color="auto" w:fill="B7B7B7"/>
+          <w:rFonts w:ascii="Arial" w:eastAsia="Arial" w:hAnsi="Arial" w:cs="Arial"/>
+          <w:b/>
+          <w:color w:val="000000"/>
+          <w:sz w:val="18"/>
+          <w:highlight w:val="lightGray"/>
+        </w:rPr>
+        <w:t># Source: AI Source: Provided by: [Data Path</w:t>
+      </w:r>
+      <w:r>
+        <w:rPr>
+          <w:rFonts w:ascii="Arial" w:eastAsia="Arial" w:hAnsi="Arial" w:cs="Arial"/>
+          <w:color w:val="000000"/>
+          <w:sz w:val="18"/>
+          <w:highlight w:val="lightGray"/>
+        </w:rPr>
+        <w:t xml:space="preserve">: Persons Table -&gt; ID Column: 1, Name_En Column: Motasem Essam] -&gt; </w:t>
+      </w:r>
+      <w:r>
+        <w:rPr>
+          <w:rFonts w:ascii="Arial" w:eastAsia="Arial" w:hAnsi="Arial" w:cs="Arial"/>
+          <w:b/>
+          <w:color w:val="000000"/>
+          <w:sz w:val="18"/>
+          <w:highlight w:val="lightGray"/>
+        </w:rPr>
+        <w:t>From:</w:t>
+      </w:r>
+      <w:r>
+        <w:rPr>
+          <w:rFonts w:ascii="Arial" w:eastAsia="Arial" w:hAnsi="Arial" w:cs="Arial"/>
+          <w:color w:val="000000"/>
+          <w:sz w:val="18"/>
+          <w:highlight w:val="lightGray"/>
+        </w:rPr>
+        <w:t xml:space="preserve"> [Chatgpt (GPT</w:t>
+      </w:r>
+      <w:r>
+        <w:rPr>
+          <w:rFonts w:ascii="Arial" w:eastAsia="Arial" w:hAnsi="Arial" w:cs="Cambria Math"/>
+          <w:color w:val="000000"/>
+          <w:sz w:val="18"/>
+          <w:highlight w:val="lightGray"/>
         </w:rPr>
         <w:t>‑</w:t>
       </w:r>
       <w:r>
         <w:rPr>
-          <w:b/>
-          <w:sz w:val="14"/>
-          <w:szCs w:val="14"/>
-          <w:shd w:val="clear" w:color="auto" w:fill="B7B7B7"/>
-        </w:rPr>
-        <w:t>5 Mini) at [8/17/2025]</w:t>
+          <w:rFonts w:ascii="Arial" w:eastAsia="Arial" w:hAnsi="Arial" w:cs="Arial"/>
+          <w:color w:val="000000"/>
+          <w:sz w:val="18"/>
+          <w:highlight w:val="lightGray"/>
+        </w:rPr>
+        <w:t xml:space="preserve">5 Mini)] </w:t>
+      </w:r>
+      <w:r>
+        <w:rPr>
+          <w:rFonts w:ascii="Arial" w:eastAsia="Arial" w:hAnsi="Arial" w:cs="Arial"/>
+          <w:b/>
+          <w:color w:val="000000"/>
+          <w:sz w:val="18"/>
+          <w:highlight w:val="lightGray"/>
+        </w:rPr>
+        <w:t>on</w:t>
+      </w:r>
+      <w:r>
+        <w:rPr>
+          <w:rFonts w:ascii="Arial" w:eastAsia="Arial" w:hAnsi="Arial"/>
+          <w:sz w:val="18"/>
+          <w:highlight w:val="lightGray"/>
+        </w:rPr>
+        <w:t xml:space="preserve"> [8/17/2025]</w:t>
       </w:r>
     </w:p>
     <w:p>
@@ -2229,7 +2492,7 @@
           <w:ilvl w:val="0"/>
           <w:numId w:val="19"/>
         </w:numPr>
-        <w:spacing w:before="240"/>
+        <w:spacing w:before="240" w:after="0" w:line="276" w:lineRule="auto"/>
       </w:pPr>
       <w:r>
         <w:rPr>
@@ -2257,6 +2520,7 @@
           <w:ilvl w:val="0"/>
           <w:numId w:val="19"/>
         </w:numPr>
+        <w:spacing w:after="0" w:line="276" w:lineRule="auto"/>
         <w:rPr>
           <w:rFonts w:ascii="Roboto Mono" w:eastAsia="Roboto Mono" w:hAnsi="Roboto Mono" w:cs="Roboto Mono"/>
         </w:rPr>
@@ -2282,6 +2546,7 @@
           <w:ilvl w:val="1"/>
           <w:numId w:val="19"/>
         </w:numPr>
+        <w:spacing w:after="0" w:line="276" w:lineRule="auto"/>
         <w:rPr>
           <w:rFonts w:ascii="Roboto Mono" w:eastAsia="Roboto Mono" w:hAnsi="Roboto Mono" w:cs="Roboto Mono"/>
         </w:rPr>
@@ -2305,6 +2570,7 @@
           <w:ilvl w:val="1"/>
           <w:numId w:val="19"/>
         </w:numPr>
+        <w:spacing w:after="0" w:line="276" w:lineRule="auto"/>
         <w:rPr>
           <w:rFonts w:ascii="Roboto Mono" w:eastAsia="Roboto Mono" w:hAnsi="Roboto Mono" w:cs="Roboto Mono"/>
         </w:rPr>
@@ -2328,6 +2594,7 @@
           <w:ilvl w:val="1"/>
           <w:numId w:val="19"/>
         </w:numPr>
+        <w:spacing w:after="0" w:line="276" w:lineRule="auto"/>
         <w:rPr>
           <w:rFonts w:ascii="Roboto Mono" w:eastAsia="Roboto Mono" w:hAnsi="Roboto Mono" w:cs="Roboto Mono"/>
         </w:rPr>
@@ -2351,15 +2618,15 @@
           <w:ilvl w:val="1"/>
           <w:numId w:val="19"/>
         </w:numPr>
-        <w:rPr>
-          <w:rFonts w:ascii="Roboto Mono" w:eastAsia="Roboto Mono" w:hAnsi="Roboto Mono" w:cs="Roboto Mono"/>
-        </w:rPr>
-      </w:pPr>
-      <w:r>
-        <w:rPr>
-          <w:rFonts w:ascii="Roboto Mono" w:eastAsia="Roboto Mono" w:hAnsi="Roboto Mono" w:cs="Roboto Mono"/>
-        </w:rPr>
-        <w:lastRenderedPageBreak/>
+        <w:spacing w:after="0" w:line="276" w:lineRule="auto"/>
+        <w:rPr>
+          <w:rFonts w:ascii="Roboto Mono" w:eastAsia="Roboto Mono" w:hAnsi="Roboto Mono" w:cs="Roboto Mono"/>
+        </w:rPr>
+      </w:pPr>
+      <w:r>
+        <w:rPr>
+          <w:rFonts w:ascii="Roboto Mono" w:eastAsia="Roboto Mono" w:hAnsi="Roboto Mono" w:cs="Roboto Mono"/>
+        </w:rPr>
         <w:t>Checkout with Credit Card</w:t>
       </w:r>
       <w:r>
@@ -2375,6 +2642,7 @@
           <w:ilvl w:val="0"/>
           <w:numId w:val="19"/>
         </w:numPr>
+        <w:spacing w:after="0" w:line="276" w:lineRule="auto"/>
         <w:rPr>
           <w:rFonts w:ascii="Roboto Mono" w:eastAsia="Roboto Mono" w:hAnsi="Roboto Mono" w:cs="Roboto Mono"/>
         </w:rPr>
@@ -2400,6 +2668,7 @@
           <w:ilvl w:val="1"/>
           <w:numId w:val="19"/>
         </w:numPr>
+        <w:spacing w:after="0" w:line="276" w:lineRule="auto"/>
       </w:pPr>
       <w:r>
         <w:rPr>
@@ -2433,6 +2702,7 @@
           <w:ilvl w:val="0"/>
           <w:numId w:val="19"/>
         </w:numPr>
+        <w:spacing w:after="0" w:line="276" w:lineRule="auto"/>
         <w:rPr>
           <w:rFonts w:ascii="Roboto Mono" w:eastAsia="Roboto Mono" w:hAnsi="Roboto Mono" w:cs="Roboto Mono"/>
         </w:rPr>
@@ -2458,6 +2728,7 @@
           <w:ilvl w:val="1"/>
           <w:numId w:val="19"/>
         </w:numPr>
+        <w:spacing w:after="0" w:line="276" w:lineRule="auto"/>
         <w:rPr>
           <w:rFonts w:ascii="Roboto Mono" w:eastAsia="Roboto Mono" w:hAnsi="Roboto Mono" w:cs="Roboto Mono"/>
         </w:rPr>
@@ -2481,6 +2752,7 @@
           <w:ilvl w:val="0"/>
           <w:numId w:val="19"/>
         </w:numPr>
+        <w:spacing w:after="0" w:line="276" w:lineRule="auto"/>
         <w:rPr>
           <w:rFonts w:ascii="Roboto Mono" w:eastAsia="Roboto Mono" w:hAnsi="Roboto Mono" w:cs="Roboto Mono"/>
         </w:rPr>
@@ -2506,6 +2778,7 @@
           <w:ilvl w:val="1"/>
           <w:numId w:val="19"/>
         </w:numPr>
+        <w:spacing w:after="0" w:line="276" w:lineRule="auto"/>
         <w:rPr>
           <w:rFonts w:ascii="Roboto Mono" w:eastAsia="Roboto Mono" w:hAnsi="Roboto Mono" w:cs="Roboto Mono"/>
         </w:rPr>
@@ -2529,6 +2802,7 @@
           <w:ilvl w:val="1"/>
           <w:numId w:val="19"/>
         </w:numPr>
+        <w:spacing w:after="0" w:line="276" w:lineRule="auto"/>
         <w:rPr>
           <w:rFonts w:ascii="Roboto Mono" w:eastAsia="Roboto Mono" w:hAnsi="Roboto Mono" w:cs="Roboto Mono"/>
         </w:rPr>
@@ -2552,7 +2826,7 @@
           <w:ilvl w:val="1"/>
           <w:numId w:val="19"/>
         </w:numPr>
-        <w:spacing w:after="240"/>
+        <w:spacing w:after="240" w:line="276" w:lineRule="auto"/>
         <w:rPr>
           <w:rFonts w:ascii="Roboto Mono" w:eastAsia="Roboto Mono" w:hAnsi="Roboto Mono" w:cs="Roboto Mono"/>
         </w:rPr>
@@ -2586,7 +2860,7 @@
     </w:p>
     <w:p>
       <w:r>
-        <w:pict w14:anchorId="0B035309">
+        <w:pict w14:anchorId="079E6C88">
           <v:rect id="_x0000_i1033" style="width:0;height:1.5pt" o:hralign="center" o:hrstd="t" o:hr="t" fillcolor="#a0a0a0" stroked="f"/>
         </w:pict>
       </w:r>
@@ -2609,51 +2883,77 @@
       </w:pPr>
       <w:r>
         <w:rPr>
-          <w:b/>
-          <w:shd w:val="clear" w:color="auto" w:fill="B7B7B7"/>
-        </w:rPr>
-        <w:t># Source</w:t>
-      </w:r>
-      <w:r>
-        <w:rPr>
-          <w:shd w:val="clear" w:color="auto" w:fill="B7B7B7"/>
-        </w:rPr>
-        <w:t xml:space="preserve">: </w:t>
-      </w:r>
-      <w:r>
-        <w:rPr>
-          <w:b/>
-          <w:shd w:val="clear" w:color="auto" w:fill="B7B7B7"/>
-        </w:rPr>
-        <w:t xml:space="preserve">Chatgpt </w:t>
-      </w:r>
-      <w:r>
-        <w:rPr>
-          <w:b/>
-          <w:sz w:val="14"/>
-          <w:szCs w:val="14"/>
-          <w:shd w:val="clear" w:color="auto" w:fill="B7B7B7"/>
-        </w:rPr>
-        <w:t>(GPT</w:t>
-      </w:r>
-      <w:r>
-        <w:rPr>
-          <w:rFonts w:ascii="Cambria Math" w:hAnsi="Cambria Math" w:cs="Cambria Math"/>
-          <w:b/>
-          <w:sz w:val="14"/>
-          <w:szCs w:val="14"/>
-          <w:shd w:val="clear" w:color="auto" w:fill="B7B7B7"/>
+          <w:rFonts w:ascii="Arial" w:eastAsia="Arial" w:hAnsi="Arial" w:cs="Arial"/>
+          <w:b/>
+          <w:color w:val="000000"/>
+          <w:sz w:val="18"/>
+          <w:highlight w:val="lightGray"/>
+        </w:rPr>
+        <w:t># Source: AI Source: Provided by: [Data Path</w:t>
+      </w:r>
+      <w:r>
+        <w:rPr>
+          <w:rFonts w:ascii="Arial" w:eastAsia="Arial" w:hAnsi="Arial" w:cs="Arial"/>
+          <w:color w:val="000000"/>
+          <w:sz w:val="18"/>
+          <w:highlight w:val="lightGray"/>
+        </w:rPr>
+        <w:t xml:space="preserve">: Persons Table -&gt; ID Column: 1, Name_En Column: Motasem Essam] -&gt; </w:t>
+      </w:r>
+      <w:r>
+        <w:rPr>
+          <w:rFonts w:ascii="Arial" w:eastAsia="Arial" w:hAnsi="Arial" w:cs="Arial"/>
+          <w:b/>
+          <w:color w:val="000000"/>
+          <w:sz w:val="18"/>
+          <w:highlight w:val="lightGray"/>
+        </w:rPr>
+        <w:t>From:</w:t>
+      </w:r>
+      <w:r>
+        <w:rPr>
+          <w:rFonts w:ascii="Arial" w:eastAsia="Arial" w:hAnsi="Arial" w:cs="Arial"/>
+          <w:color w:val="000000"/>
+          <w:sz w:val="18"/>
+          <w:highlight w:val="lightGray"/>
+        </w:rPr>
+        <w:t xml:space="preserve"> [Chatgpt (GPT</w:t>
+      </w:r>
+      <w:r>
+        <w:rPr>
+          <w:rFonts w:ascii="Arial" w:eastAsia="Arial" w:hAnsi="Arial" w:cs="Cambria Math"/>
+          <w:color w:val="000000"/>
+          <w:sz w:val="18"/>
+          <w:highlight w:val="lightGray"/>
         </w:rPr>
         <w:t>‑</w:t>
       </w:r>
       <w:r>
         <w:rPr>
-          <w:b/>
-          <w:sz w:val="14"/>
-          <w:szCs w:val="14"/>
-          <w:shd w:val="clear" w:color="auto" w:fill="B7B7B7"/>
-        </w:rPr>
-        <w:t>5 Mini) at [8/17/2025]</w:t>
+          <w:rFonts w:ascii="Arial" w:eastAsia="Arial" w:hAnsi="Arial" w:cs="Arial"/>
+          <w:color w:val="000000"/>
+          <w:sz w:val="18"/>
+          <w:highlight w:val="lightGray"/>
+        </w:rPr>
+        <w:t xml:space="preserve">5 Mini)] </w:t>
+      </w:r>
+      <w:r>
+        <w:rPr>
+          <w:rFonts w:ascii="Arial" w:eastAsia="Arial" w:hAnsi="Arial" w:cs="Arial"/>
+          <w:b/>
+          <w:color w:val="000000"/>
+          <w:sz w:val="18"/>
+          <w:highlight w:val="lightGray"/>
+        </w:rPr>
+        <w:t>on</w:t>
+      </w:r>
+      <w:r>
+        <w:rPr>
+          <w:rFonts w:ascii="Arial" w:eastAsia="Arial" w:hAnsi="Arial"/>
+          <w:sz w:val="18"/>
+          <w:highlight w:val="lightGray"/>
+        </w:rPr>
+        <w:t xml:space="preserve"> [8/17/2025]</w:t>
       </w:r>
     </w:p>
     <w:p>
@@ -2662,7 +2962,7 @@
           <w:noProof/>
         </w:rPr>
         <w:drawing>
-          <wp:inline distT="114300" distB="114300" distL="114300" distR="114300" wp14:anchorId="2BA7D0AE" wp14:editId="5FFD6393">
+          <wp:inline distT="114300" distB="114300" distL="114300" distR="114300" wp14:anchorId="0968497E" wp14:editId="00D82831">
             <wp:extent cx="5943600" cy="2108200"/>
             <wp:effectExtent l="0" t="0" r="0" b="0"/>
             <wp:docPr id="1" name="image1.png"/>
@@ -2849,7 +3149,6 @@
                 <w:rFonts w:ascii="Roboto Mono" w:eastAsia="Roboto Mono" w:hAnsi="Roboto Mono" w:cs="Roboto Mono"/>
                 <w:b/>
               </w:rPr>
-              <w:lastRenderedPageBreak/>
               <w:t>Scope</w:t>
             </w:r>
           </w:p>
@@ -3333,7 +3632,7 @@
         </w:rPr>
       </w:pPr>
       <w:r>
-        <w:pict w14:anchorId="1995486E">
+        <w:pict w14:anchorId="63B65646">
           <v:rect id="_x0000_i1034" style="width:0;height:1.5pt" o:hralign="center" o:hrstd="t" o:hr="t" fillcolor="#a0a0a0" stroked="f"/>
         </w:pict>
       </w:r>
@@ -3397,7 +3696,7 @@
     </w:p>
     <w:p>
       <w:r>
-        <w:pict w14:anchorId="0F08545E">
+        <w:pict w14:anchorId="6518B676">
           <v:rect id="_x0000_i1035" style="width:0;height:1.5pt" o:hralign="center" o:hrstd="t" o:hr="t" fillcolor="#a0a0a0" stroked="f"/>
         </w:pict>
       </w:r>
@@ -3420,51 +3719,77 @@
       </w:pPr>
       <w:r>
         <w:rPr>
-          <w:b/>
-          <w:shd w:val="clear" w:color="auto" w:fill="B7B7B7"/>
-        </w:rPr>
-        <w:t># Source</w:t>
-      </w:r>
-      <w:r>
-        <w:rPr>
-          <w:shd w:val="clear" w:color="auto" w:fill="B7B7B7"/>
-        </w:rPr>
-        <w:t xml:space="preserve">: </w:t>
-      </w:r>
-      <w:r>
-        <w:rPr>
-          <w:b/>
-          <w:shd w:val="clear" w:color="auto" w:fill="B7B7B7"/>
-        </w:rPr>
-        <w:t xml:space="preserve">Chatgpt </w:t>
-      </w:r>
-      <w:r>
-        <w:rPr>
-          <w:b/>
-          <w:sz w:val="14"/>
-          <w:szCs w:val="14"/>
-          <w:shd w:val="clear" w:color="auto" w:fill="B7B7B7"/>
-        </w:rPr>
-        <w:t>(GPT</w:t>
-      </w:r>
-      <w:r>
-        <w:rPr>
-          <w:rFonts w:ascii="Cambria Math" w:hAnsi="Cambria Math" w:cs="Cambria Math"/>
-          <w:b/>
-          <w:sz w:val="14"/>
-          <w:szCs w:val="14"/>
-          <w:shd w:val="clear" w:color="auto" w:fill="B7B7B7"/>
+          <w:rFonts w:ascii="Arial" w:eastAsia="Arial" w:hAnsi="Arial" w:cs="Arial"/>
+          <w:b/>
+          <w:color w:val="000000"/>
+          <w:sz w:val="18"/>
+          <w:highlight w:val="lightGray"/>
+        </w:rPr>
+        <w:t># Source: AI Source: Provided by: [Data Path</w:t>
+      </w:r>
+      <w:r>
+        <w:rPr>
+          <w:rFonts w:ascii="Arial" w:eastAsia="Arial" w:hAnsi="Arial" w:cs="Arial"/>
+          <w:color w:val="000000"/>
+          <w:sz w:val="18"/>
+          <w:highlight w:val="lightGray"/>
+        </w:rPr>
+        <w:t xml:space="preserve">: Persons Table -&gt; ID Column: 1, Name_En Column: Motasem Essam] -&gt; </w:t>
+      </w:r>
+      <w:r>
+        <w:rPr>
+          <w:rFonts w:ascii="Arial" w:eastAsia="Arial" w:hAnsi="Arial" w:cs="Arial"/>
+          <w:b/>
+          <w:color w:val="000000"/>
+          <w:sz w:val="18"/>
+          <w:highlight w:val="lightGray"/>
+        </w:rPr>
+        <w:t>From:</w:t>
+      </w:r>
+      <w:r>
+        <w:rPr>
+          <w:rFonts w:ascii="Arial" w:eastAsia="Arial" w:hAnsi="Arial" w:cs="Arial"/>
+          <w:color w:val="000000"/>
+          <w:sz w:val="18"/>
+          <w:highlight w:val="lightGray"/>
+        </w:rPr>
+        <w:t xml:space="preserve"> [Chatgpt (GPT</w:t>
+      </w:r>
+      <w:r>
+        <w:rPr>
+          <w:rFonts w:ascii="Arial" w:eastAsia="Arial" w:hAnsi="Arial" w:cs="Cambria Math"/>
+          <w:color w:val="000000"/>
+          <w:sz w:val="18"/>
+          <w:highlight w:val="lightGray"/>
         </w:rPr>
         <w:t>‑</w:t>
       </w:r>
       <w:r>
         <w:rPr>
-          <w:b/>
-          <w:sz w:val="14"/>
-          <w:szCs w:val="14"/>
-          <w:shd w:val="clear" w:color="auto" w:fill="B7B7B7"/>
-        </w:rPr>
-        <w:t>5 Mini) at [8/17/2025]</w:t>
+          <w:rFonts w:ascii="Arial" w:eastAsia="Arial" w:hAnsi="Arial" w:cs="Arial"/>
+          <w:color w:val="000000"/>
+          <w:sz w:val="18"/>
+          <w:highlight w:val="lightGray"/>
+        </w:rPr>
+        <w:t xml:space="preserve">5 Mini)] </w:t>
+      </w:r>
+      <w:r>
+        <w:rPr>
+          <w:rFonts w:ascii="Arial" w:eastAsia="Arial" w:hAnsi="Arial" w:cs="Arial"/>
+          <w:b/>
+          <w:color w:val="000000"/>
+          <w:sz w:val="18"/>
+          <w:highlight w:val="lightGray"/>
+        </w:rPr>
+        <w:t>on</w:t>
+      </w:r>
+      <w:r>
+        <w:rPr>
+          <w:rFonts w:ascii="Arial" w:eastAsia="Arial" w:hAnsi="Arial"/>
+          <w:sz w:val="18"/>
+          <w:highlight w:val="lightGray"/>
+        </w:rPr>
+        <w:t xml:space="preserve"> [8/17/2025]</w:t>
       </w:r>
     </w:p>
     <w:p>
@@ -3509,7 +3834,7 @@
     </w:p>
     <w:p>
       <w:r>
-        <w:pict w14:anchorId="4D995AA9">
+        <w:pict w14:anchorId="001CB073">
           <v:rect id="_x0000_i1036" style="width:0;height:1.5pt" o:hralign="center" o:hrstd="t" o:hr="t" fillcolor="#a0a0a0" stroked="f"/>
         </w:pict>
       </w:r>
@@ -3533,51 +3858,77 @@
       </w:pPr>
       <w:r>
         <w:rPr>
-          <w:b/>
-          <w:shd w:val="clear" w:color="auto" w:fill="B7B7B7"/>
-        </w:rPr>
-        <w:t># Source</w:t>
-      </w:r>
-      <w:r>
-        <w:rPr>
-          <w:shd w:val="clear" w:color="auto" w:fill="B7B7B7"/>
-        </w:rPr>
-        <w:t xml:space="preserve">: </w:t>
-      </w:r>
-      <w:r>
-        <w:rPr>
-          <w:b/>
-          <w:shd w:val="clear" w:color="auto" w:fill="B7B7B7"/>
-        </w:rPr>
-        <w:t xml:space="preserve">Chatgpt </w:t>
-      </w:r>
-      <w:r>
-        <w:rPr>
-          <w:b/>
-          <w:sz w:val="14"/>
-          <w:szCs w:val="14"/>
-          <w:shd w:val="clear" w:color="auto" w:fill="B7B7B7"/>
-        </w:rPr>
-        <w:t>(GPT</w:t>
-      </w:r>
-      <w:r>
-        <w:rPr>
-          <w:rFonts w:ascii="Cambria Math" w:hAnsi="Cambria Math" w:cs="Cambria Math"/>
-          <w:b/>
-          <w:sz w:val="14"/>
-          <w:szCs w:val="14"/>
-          <w:shd w:val="clear" w:color="auto" w:fill="B7B7B7"/>
+          <w:rFonts w:ascii="Arial" w:eastAsia="Arial" w:hAnsi="Arial" w:cs="Arial"/>
+          <w:b/>
+          <w:color w:val="000000"/>
+          <w:sz w:val="18"/>
+          <w:highlight w:val="lightGray"/>
+        </w:rPr>
+        <w:t># Source: AI Source: Provided by: [Data Path</w:t>
+      </w:r>
+      <w:r>
+        <w:rPr>
+          <w:rFonts w:ascii="Arial" w:eastAsia="Arial" w:hAnsi="Arial" w:cs="Arial"/>
+          <w:color w:val="000000"/>
+          <w:sz w:val="18"/>
+          <w:highlight w:val="lightGray"/>
+        </w:rPr>
+        <w:t xml:space="preserve">: Persons Table -&gt; ID Column: 1, Name_En Column: Motasem Essam] -&gt; </w:t>
+      </w:r>
+      <w:r>
+        <w:rPr>
+          <w:rFonts w:ascii="Arial" w:eastAsia="Arial" w:hAnsi="Arial" w:cs="Arial"/>
+          <w:b/>
+          <w:color w:val="000000"/>
+          <w:sz w:val="18"/>
+          <w:highlight w:val="lightGray"/>
+        </w:rPr>
+        <w:t>From:</w:t>
+      </w:r>
+      <w:r>
+        <w:rPr>
+          <w:rFonts w:ascii="Arial" w:eastAsia="Arial" w:hAnsi="Arial" w:cs="Arial"/>
+          <w:color w:val="000000"/>
+          <w:sz w:val="18"/>
+          <w:highlight w:val="lightGray"/>
+        </w:rPr>
+        <w:t xml:space="preserve"> [Chatgpt (GPT</w:t>
+      </w:r>
+      <w:r>
+        <w:rPr>
+          <w:rFonts w:ascii="Arial" w:eastAsia="Arial" w:hAnsi="Arial" w:cs="Cambria Math"/>
+          <w:color w:val="000000"/>
+          <w:sz w:val="18"/>
+          <w:highlight w:val="lightGray"/>
         </w:rPr>
         <w:t>‑</w:t>
       </w:r>
       <w:r>
         <w:rPr>
-          <w:b/>
-          <w:sz w:val="14"/>
-          <w:szCs w:val="14"/>
-          <w:shd w:val="clear" w:color="auto" w:fill="B7B7B7"/>
-        </w:rPr>
-        <w:t>5 Mini) at [8/17/2025]</w:t>
+          <w:rFonts w:ascii="Arial" w:eastAsia="Arial" w:hAnsi="Arial" w:cs="Arial"/>
+          <w:color w:val="000000"/>
+          <w:sz w:val="18"/>
+          <w:highlight w:val="lightGray"/>
+        </w:rPr>
+        <w:t xml:space="preserve">5 Mini)] </w:t>
+      </w:r>
+      <w:r>
+        <w:rPr>
+          <w:rFonts w:ascii="Arial" w:eastAsia="Arial" w:hAnsi="Arial" w:cs="Arial"/>
+          <w:b/>
+          <w:color w:val="000000"/>
+          <w:sz w:val="18"/>
+          <w:highlight w:val="lightGray"/>
+        </w:rPr>
+        <w:t>on</w:t>
+      </w:r>
+      <w:r>
+        <w:rPr>
+          <w:rFonts w:ascii="Arial" w:eastAsia="Arial" w:hAnsi="Arial"/>
+          <w:sz w:val="18"/>
+          <w:highlight w:val="lightGray"/>
+        </w:rPr>
+        <w:t xml:space="preserve"> [8/17/2025]</w:t>
       </w:r>
     </w:p>
     <w:p>
@@ -3591,7 +3942,6 @@
         <w:rPr>
           <w:rFonts w:ascii="Roboto Mono" w:eastAsia="Roboto Mono" w:hAnsi="Roboto Mono" w:cs="Roboto Mono"/>
         </w:rPr>
-        <w:lastRenderedPageBreak/>
         <w:t xml:space="preserve">Iteration (sprint) planning focuses on </w:t>
       </w:r>
       <w:r>
@@ -3633,51 +3983,77 @@
       </w:pPr>
       <w:r>
         <w:rPr>
-          <w:b/>
-          <w:shd w:val="clear" w:color="auto" w:fill="B7B7B7"/>
-        </w:rPr>
-        <w:t># Source</w:t>
-      </w:r>
-      <w:r>
-        <w:rPr>
-          <w:shd w:val="clear" w:color="auto" w:fill="B7B7B7"/>
-        </w:rPr>
-        <w:t xml:space="preserve">: </w:t>
-      </w:r>
-      <w:r>
-        <w:rPr>
-          <w:b/>
-          <w:shd w:val="clear" w:color="auto" w:fill="B7B7B7"/>
-        </w:rPr>
-        <w:t xml:space="preserve">Chatgpt </w:t>
-      </w:r>
-      <w:r>
-        <w:rPr>
-          <w:b/>
-          <w:sz w:val="14"/>
-          <w:szCs w:val="14"/>
-          <w:shd w:val="clear" w:color="auto" w:fill="B7B7B7"/>
-        </w:rPr>
-        <w:t>(GPT</w:t>
-      </w:r>
-      <w:r>
-        <w:rPr>
-          <w:rFonts w:ascii="Cambria Math" w:hAnsi="Cambria Math" w:cs="Cambria Math"/>
-          <w:b/>
-          <w:sz w:val="14"/>
-          <w:szCs w:val="14"/>
-          <w:shd w:val="clear" w:color="auto" w:fill="B7B7B7"/>
+          <w:rFonts w:ascii="Arial" w:eastAsia="Arial" w:hAnsi="Arial" w:cs="Arial"/>
+          <w:b/>
+          <w:color w:val="000000"/>
+          <w:sz w:val="18"/>
+          <w:highlight w:val="lightGray"/>
+        </w:rPr>
+        <w:t># Source: AI Source: Provided by: [Data Path</w:t>
+      </w:r>
+      <w:r>
+        <w:rPr>
+          <w:rFonts w:ascii="Arial" w:eastAsia="Arial" w:hAnsi="Arial" w:cs="Arial"/>
+          <w:color w:val="000000"/>
+          <w:sz w:val="18"/>
+          <w:highlight w:val="lightGray"/>
+        </w:rPr>
+        <w:t xml:space="preserve">: Persons Table -&gt; ID Column: 1, Name_En Column: Motasem Essam] -&gt; </w:t>
+      </w:r>
+      <w:r>
+        <w:rPr>
+          <w:rFonts w:ascii="Arial" w:eastAsia="Arial" w:hAnsi="Arial" w:cs="Arial"/>
+          <w:b/>
+          <w:color w:val="000000"/>
+          <w:sz w:val="18"/>
+          <w:highlight w:val="lightGray"/>
+        </w:rPr>
+        <w:t>From:</w:t>
+      </w:r>
+      <w:r>
+        <w:rPr>
+          <w:rFonts w:ascii="Arial" w:eastAsia="Arial" w:hAnsi="Arial" w:cs="Arial"/>
+          <w:color w:val="000000"/>
+          <w:sz w:val="18"/>
+          <w:highlight w:val="lightGray"/>
+        </w:rPr>
+        <w:t xml:space="preserve"> [Chatgpt (GPT</w:t>
+      </w:r>
+      <w:r>
+        <w:rPr>
+          <w:rFonts w:ascii="Arial" w:eastAsia="Arial" w:hAnsi="Arial" w:cs="Cambria Math"/>
+          <w:color w:val="000000"/>
+          <w:sz w:val="18"/>
+          <w:highlight w:val="lightGray"/>
         </w:rPr>
         <w:t>‑</w:t>
       </w:r>
       <w:r>
         <w:rPr>
-          <w:b/>
-          <w:sz w:val="14"/>
-          <w:szCs w:val="14"/>
-          <w:shd w:val="clear" w:color="auto" w:fill="B7B7B7"/>
-        </w:rPr>
-        <w:t>5 Mini) at [8/17/2025]</w:t>
+          <w:rFonts w:ascii="Arial" w:eastAsia="Arial" w:hAnsi="Arial" w:cs="Arial"/>
+          <w:color w:val="000000"/>
+          <w:sz w:val="18"/>
+          <w:highlight w:val="lightGray"/>
+        </w:rPr>
+        <w:t xml:space="preserve">5 Mini)] </w:t>
+      </w:r>
+      <w:r>
+        <w:rPr>
+          <w:rFonts w:ascii="Arial" w:eastAsia="Arial" w:hAnsi="Arial" w:cs="Arial"/>
+          <w:b/>
+          <w:color w:val="000000"/>
+          <w:sz w:val="18"/>
+          <w:highlight w:val="lightGray"/>
+        </w:rPr>
+        <w:t>on</w:t>
+      </w:r>
+      <w:r>
+        <w:rPr>
+          <w:rFonts w:ascii="Arial" w:eastAsia="Arial" w:hAnsi="Arial"/>
+          <w:sz w:val="18"/>
+          <w:highlight w:val="lightGray"/>
+        </w:rPr>
+        <w:t xml:space="preserve"> [8/17/2025]</w:t>
       </w:r>
     </w:p>
     <w:p>
@@ -3686,7 +4062,7 @@
           <w:ilvl w:val="0"/>
           <w:numId w:val="15"/>
         </w:numPr>
-        <w:spacing w:before="240"/>
+        <w:spacing w:before="240" w:after="0" w:line="276" w:lineRule="auto"/>
         <w:rPr>
           <w:rFonts w:ascii="Roboto Mono" w:eastAsia="Roboto Mono" w:hAnsi="Roboto Mono" w:cs="Roboto Mono"/>
         </w:rPr>
@@ -3710,7 +4086,7 @@
           <w:ilvl w:val="0"/>
           <w:numId w:val="15"/>
         </w:numPr>
-        <w:spacing w:after="240"/>
+        <w:spacing w:after="240" w:line="276" w:lineRule="auto"/>
       </w:pPr>
       <w:r>
         <w:rPr>
@@ -3747,7 +4123,7 @@
     </w:p>
     <w:p>
       <w:r>
-        <w:pict w14:anchorId="0F37EE4C">
+        <w:pict w14:anchorId="67A9EE9C">
           <v:rect id="_x0000_i1037" style="width:0;height:1.5pt" o:hralign="center" o:hrstd="t" o:hr="t" fillcolor="#a0a0a0" stroked="f"/>
         </w:pict>
       </w:r>
@@ -3770,51 +4146,77 @@
       </w:pPr>
       <w:r>
         <w:rPr>
-          <w:b/>
-          <w:shd w:val="clear" w:color="auto" w:fill="B7B7B7"/>
-        </w:rPr>
-        <w:t># Source</w:t>
-      </w:r>
-      <w:r>
-        <w:rPr>
-          <w:shd w:val="clear" w:color="auto" w:fill="B7B7B7"/>
-        </w:rPr>
-        <w:t xml:space="preserve">: </w:t>
-      </w:r>
-      <w:r>
-        <w:rPr>
-          <w:b/>
-          <w:shd w:val="clear" w:color="auto" w:fill="B7B7B7"/>
-        </w:rPr>
-        <w:t xml:space="preserve">Chatgpt </w:t>
-      </w:r>
-      <w:r>
-        <w:rPr>
-          <w:b/>
-          <w:sz w:val="14"/>
-          <w:szCs w:val="14"/>
-          <w:shd w:val="clear" w:color="auto" w:fill="B7B7B7"/>
-        </w:rPr>
-        <w:t>(GPT</w:t>
-      </w:r>
-      <w:r>
-        <w:rPr>
-          <w:rFonts w:ascii="Cambria Math" w:hAnsi="Cambria Math" w:cs="Cambria Math"/>
-          <w:b/>
-          <w:sz w:val="14"/>
-          <w:szCs w:val="14"/>
-          <w:shd w:val="clear" w:color="auto" w:fill="B7B7B7"/>
+          <w:rFonts w:ascii="Arial" w:eastAsia="Arial" w:hAnsi="Arial" w:cs="Arial"/>
+          <w:b/>
+          <w:color w:val="000000"/>
+          <w:sz w:val="18"/>
+          <w:highlight w:val="lightGray"/>
+        </w:rPr>
+        <w:t># Source: AI Source: Provided by: [Data Path</w:t>
+      </w:r>
+      <w:r>
+        <w:rPr>
+          <w:rFonts w:ascii="Arial" w:eastAsia="Arial" w:hAnsi="Arial" w:cs="Arial"/>
+          <w:color w:val="000000"/>
+          <w:sz w:val="18"/>
+          <w:highlight w:val="lightGray"/>
+        </w:rPr>
+        <w:t xml:space="preserve">: Persons Table -&gt; ID Column: 1, Name_En Column: Motasem Essam] -&gt; </w:t>
+      </w:r>
+      <w:r>
+        <w:rPr>
+          <w:rFonts w:ascii="Arial" w:eastAsia="Arial" w:hAnsi="Arial" w:cs="Arial"/>
+          <w:b/>
+          <w:color w:val="000000"/>
+          <w:sz w:val="18"/>
+          <w:highlight w:val="lightGray"/>
+        </w:rPr>
+        <w:t>From:</w:t>
+      </w:r>
+      <w:r>
+        <w:rPr>
+          <w:rFonts w:ascii="Arial" w:eastAsia="Arial" w:hAnsi="Arial" w:cs="Arial"/>
+          <w:color w:val="000000"/>
+          <w:sz w:val="18"/>
+          <w:highlight w:val="lightGray"/>
+        </w:rPr>
+        <w:t xml:space="preserve"> [Chatgpt (GPT</w:t>
+      </w:r>
+      <w:r>
+        <w:rPr>
+          <w:rFonts w:ascii="Arial" w:eastAsia="Arial" w:hAnsi="Arial" w:cs="Cambria Math"/>
+          <w:color w:val="000000"/>
+          <w:sz w:val="18"/>
+          <w:highlight w:val="lightGray"/>
         </w:rPr>
         <w:t>‑</w:t>
       </w:r>
       <w:r>
         <w:rPr>
-          <w:b/>
-          <w:sz w:val="14"/>
-          <w:szCs w:val="14"/>
-          <w:shd w:val="clear" w:color="auto" w:fill="B7B7B7"/>
-        </w:rPr>
-        <w:t>5 Mini) at [8/17/2025]</w:t>
+          <w:rFonts w:ascii="Arial" w:eastAsia="Arial" w:hAnsi="Arial" w:cs="Arial"/>
+          <w:color w:val="000000"/>
+          <w:sz w:val="18"/>
+          <w:highlight w:val="lightGray"/>
+        </w:rPr>
+        <w:t xml:space="preserve">5 Mini)] </w:t>
+      </w:r>
+      <w:r>
+        <w:rPr>
+          <w:rFonts w:ascii="Arial" w:eastAsia="Arial" w:hAnsi="Arial" w:cs="Arial"/>
+          <w:b/>
+          <w:color w:val="000000"/>
+          <w:sz w:val="18"/>
+          <w:highlight w:val="lightGray"/>
+        </w:rPr>
+        <w:t>on</w:t>
+      </w:r>
+      <w:r>
+        <w:rPr>
+          <w:rFonts w:ascii="Arial" w:eastAsia="Arial" w:hAnsi="Arial"/>
+          <w:sz w:val="18"/>
+          <w:highlight w:val="lightGray"/>
+        </w:rPr>
+        <w:t xml:space="preserve"> [8/17/2025]</w:t>
       </w:r>
     </w:p>
     <w:p>
@@ -3823,7 +4225,7 @@
           <w:ilvl w:val="0"/>
           <w:numId w:val="16"/>
         </w:numPr>
-        <w:spacing w:before="240"/>
+        <w:spacing w:before="240" w:after="0" w:line="276" w:lineRule="auto"/>
         <w:rPr>
           <w:rFonts w:ascii="Roboto Mono" w:eastAsia="Roboto Mono" w:hAnsi="Roboto Mono" w:cs="Roboto Mono"/>
         </w:rPr>
@@ -3847,7 +4249,7 @@
           <w:ilvl w:val="0"/>
           <w:numId w:val="16"/>
         </w:numPr>
-        <w:spacing w:after="240"/>
+        <w:spacing w:after="240" w:line="276" w:lineRule="auto"/>
       </w:pPr>
       <w:r>
         <w:rPr>
@@ -3884,7 +4286,7 @@
     </w:p>
     <w:p>
       <w:r>
-        <w:pict w14:anchorId="6FBD9879">
+        <w:pict w14:anchorId="7D33D7C5">
           <v:rect id="_x0000_i1038" style="width:0;height:1.5pt" o:hralign="center" o:hrstd="t" o:hr="t" fillcolor="#a0a0a0" stroked="f"/>
         </w:pict>
       </w:r>
@@ -3907,51 +4309,77 @@
       </w:pPr>
       <w:r>
         <w:rPr>
-          <w:b/>
-          <w:shd w:val="clear" w:color="auto" w:fill="B7B7B7"/>
-        </w:rPr>
-        <w:t># Source</w:t>
-      </w:r>
-      <w:r>
-        <w:rPr>
-          <w:shd w:val="clear" w:color="auto" w:fill="B7B7B7"/>
-        </w:rPr>
-        <w:t xml:space="preserve">: </w:t>
-      </w:r>
-      <w:r>
-        <w:rPr>
-          <w:b/>
-          <w:shd w:val="clear" w:color="auto" w:fill="B7B7B7"/>
-        </w:rPr>
-        <w:t xml:space="preserve">Chatgpt </w:t>
-      </w:r>
-      <w:r>
-        <w:rPr>
-          <w:b/>
-          <w:sz w:val="14"/>
-          <w:szCs w:val="14"/>
-          <w:shd w:val="clear" w:color="auto" w:fill="B7B7B7"/>
-        </w:rPr>
-        <w:t>(GPT</w:t>
-      </w:r>
-      <w:r>
-        <w:rPr>
-          <w:rFonts w:ascii="Cambria Math" w:hAnsi="Cambria Math" w:cs="Cambria Math"/>
-          <w:b/>
-          <w:sz w:val="14"/>
-          <w:szCs w:val="14"/>
-          <w:shd w:val="clear" w:color="auto" w:fill="B7B7B7"/>
+          <w:rFonts w:ascii="Arial" w:eastAsia="Arial" w:hAnsi="Arial" w:cs="Arial"/>
+          <w:b/>
+          <w:color w:val="000000"/>
+          <w:sz w:val="18"/>
+          <w:highlight w:val="lightGray"/>
+        </w:rPr>
+        <w:t># Source: AI Source: Provided by: [Data Path</w:t>
+      </w:r>
+      <w:r>
+        <w:rPr>
+          <w:rFonts w:ascii="Arial" w:eastAsia="Arial" w:hAnsi="Arial" w:cs="Arial"/>
+          <w:color w:val="000000"/>
+          <w:sz w:val="18"/>
+          <w:highlight w:val="lightGray"/>
+        </w:rPr>
+        <w:t xml:space="preserve">: Persons Table -&gt; ID Column: 1, Name_En Column: Motasem Essam] -&gt; </w:t>
+      </w:r>
+      <w:r>
+        <w:rPr>
+          <w:rFonts w:ascii="Arial" w:eastAsia="Arial" w:hAnsi="Arial" w:cs="Arial"/>
+          <w:b/>
+          <w:color w:val="000000"/>
+          <w:sz w:val="18"/>
+          <w:highlight w:val="lightGray"/>
+        </w:rPr>
+        <w:t>From:</w:t>
+      </w:r>
+      <w:r>
+        <w:rPr>
+          <w:rFonts w:ascii="Arial" w:eastAsia="Arial" w:hAnsi="Arial" w:cs="Arial"/>
+          <w:color w:val="000000"/>
+          <w:sz w:val="18"/>
+          <w:highlight w:val="lightGray"/>
+        </w:rPr>
+        <w:t xml:space="preserve"> [Chatgpt (GPT</w:t>
+      </w:r>
+      <w:r>
+        <w:rPr>
+          <w:rFonts w:ascii="Arial" w:eastAsia="Arial" w:hAnsi="Arial" w:cs="Cambria Math"/>
+          <w:color w:val="000000"/>
+          <w:sz w:val="18"/>
+          <w:highlight w:val="lightGray"/>
         </w:rPr>
         <w:t>‑</w:t>
       </w:r>
       <w:r>
         <w:rPr>
-          <w:b/>
-          <w:sz w:val="14"/>
-          <w:szCs w:val="14"/>
-          <w:shd w:val="clear" w:color="auto" w:fill="B7B7B7"/>
-        </w:rPr>
-        <w:t>5 Mini) at [8/17/2025]</w:t>
+          <w:rFonts w:ascii="Arial" w:eastAsia="Arial" w:hAnsi="Arial" w:cs="Arial"/>
+          <w:color w:val="000000"/>
+          <w:sz w:val="18"/>
+          <w:highlight w:val="lightGray"/>
+        </w:rPr>
+        <w:t xml:space="preserve">5 Mini)] </w:t>
+      </w:r>
+      <w:r>
+        <w:rPr>
+          <w:rFonts w:ascii="Arial" w:eastAsia="Arial" w:hAnsi="Arial" w:cs="Arial"/>
+          <w:b/>
+          <w:color w:val="000000"/>
+          <w:sz w:val="18"/>
+          <w:highlight w:val="lightGray"/>
+        </w:rPr>
+        <w:t>on</w:t>
+      </w:r>
+      <w:r>
+        <w:rPr>
+          <w:rFonts w:ascii="Arial" w:eastAsia="Arial" w:hAnsi="Arial"/>
+          <w:sz w:val="18"/>
+          <w:highlight w:val="lightGray"/>
+        </w:rPr>
+        <w:t xml:space="preserve"> [8/17/2025]</w:t>
       </w:r>
     </w:p>
     <w:p>
@@ -3960,7 +4388,7 @@
           <w:ilvl w:val="0"/>
           <w:numId w:val="3"/>
         </w:numPr>
-        <w:spacing w:before="240"/>
+        <w:spacing w:before="240" w:after="0" w:line="276" w:lineRule="auto"/>
       </w:pPr>
       <w:r>
         <w:rPr>
@@ -3994,7 +4422,7 @@
           <w:ilvl w:val="0"/>
           <w:numId w:val="3"/>
         </w:numPr>
-        <w:spacing w:after="240"/>
+        <w:spacing w:after="240" w:line="276" w:lineRule="auto"/>
       </w:pPr>
       <w:r>
         <w:rPr>
@@ -4015,7 +4443,7 @@
     </w:p>
     <w:p>
       <w:r>
-        <w:pict w14:anchorId="578F4301">
+        <w:pict w14:anchorId="48E9ADE2">
           <v:rect id="_x0000_i1039" style="width:0;height:1.5pt" o:hralign="center" o:hrstd="t" o:hr="t" fillcolor="#a0a0a0" stroked="f"/>
         </w:pict>
       </w:r>
@@ -4038,51 +4466,77 @@
       </w:pPr>
       <w:r>
         <w:rPr>
-          <w:b/>
-          <w:shd w:val="clear" w:color="auto" w:fill="B7B7B7"/>
-        </w:rPr>
-        <w:t># Source</w:t>
-      </w:r>
-      <w:r>
-        <w:rPr>
-          <w:shd w:val="clear" w:color="auto" w:fill="B7B7B7"/>
-        </w:rPr>
-        <w:t xml:space="preserve">: </w:t>
-      </w:r>
-      <w:r>
-        <w:rPr>
-          <w:b/>
-          <w:shd w:val="clear" w:color="auto" w:fill="B7B7B7"/>
-        </w:rPr>
-        <w:t xml:space="preserve">Chatgpt </w:t>
-      </w:r>
-      <w:r>
-        <w:rPr>
-          <w:b/>
-          <w:sz w:val="14"/>
-          <w:szCs w:val="14"/>
-          <w:shd w:val="clear" w:color="auto" w:fill="B7B7B7"/>
-        </w:rPr>
-        <w:t>(GPT</w:t>
-      </w:r>
-      <w:r>
-        <w:rPr>
-          <w:rFonts w:ascii="Cambria Math" w:hAnsi="Cambria Math" w:cs="Cambria Math"/>
-          <w:b/>
-          <w:sz w:val="14"/>
-          <w:szCs w:val="14"/>
-          <w:shd w:val="clear" w:color="auto" w:fill="B7B7B7"/>
+          <w:rFonts w:ascii="Arial" w:eastAsia="Arial" w:hAnsi="Arial" w:cs="Arial"/>
+          <w:b/>
+          <w:color w:val="000000"/>
+          <w:sz w:val="18"/>
+          <w:highlight w:val="lightGray"/>
+        </w:rPr>
+        <w:t># Source: AI Source: Provided by: [Data Path</w:t>
+      </w:r>
+      <w:r>
+        <w:rPr>
+          <w:rFonts w:ascii="Arial" w:eastAsia="Arial" w:hAnsi="Arial" w:cs="Arial"/>
+          <w:color w:val="000000"/>
+          <w:sz w:val="18"/>
+          <w:highlight w:val="lightGray"/>
+        </w:rPr>
+        <w:t xml:space="preserve">: Persons Table -&gt; ID Column: 1, Name_En Column: Motasem Essam] -&gt; </w:t>
+      </w:r>
+      <w:r>
+        <w:rPr>
+          <w:rFonts w:ascii="Arial" w:eastAsia="Arial" w:hAnsi="Arial" w:cs="Arial"/>
+          <w:b/>
+          <w:color w:val="000000"/>
+          <w:sz w:val="18"/>
+          <w:highlight w:val="lightGray"/>
+        </w:rPr>
+        <w:t>From:</w:t>
+      </w:r>
+      <w:r>
+        <w:rPr>
+          <w:rFonts w:ascii="Arial" w:eastAsia="Arial" w:hAnsi="Arial" w:cs="Arial"/>
+          <w:color w:val="000000"/>
+          <w:sz w:val="18"/>
+          <w:highlight w:val="lightGray"/>
+        </w:rPr>
+        <w:t xml:space="preserve"> [Chatgpt (GPT</w:t>
+      </w:r>
+      <w:r>
+        <w:rPr>
+          <w:rFonts w:ascii="Arial" w:eastAsia="Arial" w:hAnsi="Arial" w:cs="Cambria Math"/>
+          <w:color w:val="000000"/>
+          <w:sz w:val="18"/>
+          <w:highlight w:val="lightGray"/>
         </w:rPr>
         <w:t>‑</w:t>
       </w:r>
       <w:r>
         <w:rPr>
-          <w:b/>
-          <w:sz w:val="14"/>
-          <w:szCs w:val="14"/>
-          <w:shd w:val="clear" w:color="auto" w:fill="B7B7B7"/>
-        </w:rPr>
-        <w:t>5 Mini) at [8/17/2025]</w:t>
+          <w:rFonts w:ascii="Arial" w:eastAsia="Arial" w:hAnsi="Arial" w:cs="Arial"/>
+          <w:color w:val="000000"/>
+          <w:sz w:val="18"/>
+          <w:highlight w:val="lightGray"/>
+        </w:rPr>
+        <w:t xml:space="preserve">5 Mini)] </w:t>
+      </w:r>
+      <w:r>
+        <w:rPr>
+          <w:rFonts w:ascii="Arial" w:eastAsia="Arial" w:hAnsi="Arial" w:cs="Arial"/>
+          <w:b/>
+          <w:color w:val="000000"/>
+          <w:sz w:val="18"/>
+          <w:highlight w:val="lightGray"/>
+        </w:rPr>
+        <w:t>on</w:t>
+      </w:r>
+      <w:r>
+        <w:rPr>
+          <w:rFonts w:ascii="Arial" w:eastAsia="Arial" w:hAnsi="Arial"/>
+          <w:sz w:val="18"/>
+          <w:highlight w:val="lightGray"/>
+        </w:rPr>
+        <w:t xml:space="preserve"> [8/17/2025]</w:t>
       </w:r>
     </w:p>
     <w:p>
@@ -4091,7 +4545,7 @@
           <w:ilvl w:val="0"/>
           <w:numId w:val="1"/>
         </w:numPr>
-        <w:spacing w:before="240" w:after="240"/>
+        <w:spacing w:before="240" w:after="240" w:line="276" w:lineRule="auto"/>
         <w:rPr>
           <w:rFonts w:ascii="Roboto Mono" w:eastAsia="Roboto Mono" w:hAnsi="Roboto Mono" w:cs="Roboto Mono"/>
         </w:rPr>
@@ -4100,7 +4554,6 @@
         <w:rPr>
           <w:rFonts w:ascii="Arial Unicode MS" w:eastAsia="Arial Unicode MS" w:hAnsi="Arial Unicode MS" w:cs="Arial Unicode MS"/>
         </w:rPr>
-        <w:lastRenderedPageBreak/>
         <w:t>Break down user stories into testing tasks (test case creation, test data prep, automation scripts, exploratory sessions).</w:t>
       </w:r>
       <w:r>
@@ -4119,7 +4572,7 @@
     </w:p>
     <w:p>
       <w:r>
-        <w:pict w14:anchorId="2E0A70AE">
+        <w:pict w14:anchorId="47C080C2">
           <v:rect id="_x0000_i1040" style="width:0;height:1.5pt" o:hralign="center" o:hrstd="t" o:hr="t" fillcolor="#a0a0a0" stroked="f"/>
         </w:pict>
       </w:r>
@@ -4142,51 +4595,77 @@
       </w:pPr>
       <w:r>
         <w:rPr>
-          <w:b/>
-          <w:shd w:val="clear" w:color="auto" w:fill="B7B7B7"/>
-        </w:rPr>
-        <w:t># Source</w:t>
-      </w:r>
-      <w:r>
-        <w:rPr>
-          <w:shd w:val="clear" w:color="auto" w:fill="B7B7B7"/>
-        </w:rPr>
-        <w:t xml:space="preserve">: </w:t>
-      </w:r>
-      <w:r>
-        <w:rPr>
-          <w:b/>
-          <w:shd w:val="clear" w:color="auto" w:fill="B7B7B7"/>
-        </w:rPr>
-        <w:t xml:space="preserve">Chatgpt </w:t>
-      </w:r>
-      <w:r>
-        <w:rPr>
-          <w:b/>
-          <w:sz w:val="14"/>
-          <w:szCs w:val="14"/>
-          <w:shd w:val="clear" w:color="auto" w:fill="B7B7B7"/>
-        </w:rPr>
-        <w:t>(GPT</w:t>
-      </w:r>
-      <w:r>
-        <w:rPr>
-          <w:rFonts w:ascii="Cambria Math" w:hAnsi="Cambria Math" w:cs="Cambria Math"/>
-          <w:b/>
-          <w:sz w:val="14"/>
-          <w:szCs w:val="14"/>
-          <w:shd w:val="clear" w:color="auto" w:fill="B7B7B7"/>
+          <w:rFonts w:ascii="Arial" w:eastAsia="Arial" w:hAnsi="Arial" w:cs="Arial"/>
+          <w:b/>
+          <w:color w:val="000000"/>
+          <w:sz w:val="18"/>
+          <w:highlight w:val="lightGray"/>
+        </w:rPr>
+        <w:t># Source: AI Source: Provided by: [Data Path</w:t>
+      </w:r>
+      <w:r>
+        <w:rPr>
+          <w:rFonts w:ascii="Arial" w:eastAsia="Arial" w:hAnsi="Arial" w:cs="Arial"/>
+          <w:color w:val="000000"/>
+          <w:sz w:val="18"/>
+          <w:highlight w:val="lightGray"/>
+        </w:rPr>
+        <w:t xml:space="preserve">: Persons Table -&gt; ID Column: 1, Name_En Column: Motasem Essam] -&gt; </w:t>
+      </w:r>
+      <w:r>
+        <w:rPr>
+          <w:rFonts w:ascii="Arial" w:eastAsia="Arial" w:hAnsi="Arial" w:cs="Arial"/>
+          <w:b/>
+          <w:color w:val="000000"/>
+          <w:sz w:val="18"/>
+          <w:highlight w:val="lightGray"/>
+        </w:rPr>
+        <w:t>From:</w:t>
+      </w:r>
+      <w:r>
+        <w:rPr>
+          <w:rFonts w:ascii="Arial" w:eastAsia="Arial" w:hAnsi="Arial" w:cs="Arial"/>
+          <w:color w:val="000000"/>
+          <w:sz w:val="18"/>
+          <w:highlight w:val="lightGray"/>
+        </w:rPr>
+        <w:t xml:space="preserve"> [Chatgpt (GPT</w:t>
+      </w:r>
+      <w:r>
+        <w:rPr>
+          <w:rFonts w:ascii="Arial" w:eastAsia="Arial" w:hAnsi="Arial" w:cs="Cambria Math"/>
+          <w:color w:val="000000"/>
+          <w:sz w:val="18"/>
+          <w:highlight w:val="lightGray"/>
         </w:rPr>
         <w:t>‑</w:t>
       </w:r>
       <w:r>
         <w:rPr>
-          <w:b/>
-          <w:sz w:val="14"/>
-          <w:szCs w:val="14"/>
-          <w:shd w:val="clear" w:color="auto" w:fill="B7B7B7"/>
-        </w:rPr>
-        <w:t>5 Mini) at [8/17/2025]</w:t>
+          <w:rFonts w:ascii="Arial" w:eastAsia="Arial" w:hAnsi="Arial" w:cs="Arial"/>
+          <w:color w:val="000000"/>
+          <w:sz w:val="18"/>
+          <w:highlight w:val="lightGray"/>
+        </w:rPr>
+        <w:t xml:space="preserve">5 Mini)] </w:t>
+      </w:r>
+      <w:r>
+        <w:rPr>
+          <w:rFonts w:ascii="Arial" w:eastAsia="Arial" w:hAnsi="Arial" w:cs="Arial"/>
+          <w:b/>
+          <w:color w:val="000000"/>
+          <w:sz w:val="18"/>
+          <w:highlight w:val="lightGray"/>
+        </w:rPr>
+        <w:t>on</w:t>
+      </w:r>
+      <w:r>
+        <w:rPr>
+          <w:rFonts w:ascii="Arial" w:eastAsia="Arial" w:hAnsi="Arial"/>
+          <w:sz w:val="18"/>
+          <w:highlight w:val="lightGray"/>
+        </w:rPr>
+        <w:t xml:space="preserve"> [8/17/2025]</w:t>
       </w:r>
     </w:p>
     <w:p>
@@ -4195,7 +4674,7 @@
           <w:ilvl w:val="0"/>
           <w:numId w:val="8"/>
         </w:numPr>
-        <w:spacing w:before="240"/>
+        <w:spacing w:before="240" w:after="0" w:line="276" w:lineRule="auto"/>
         <w:rPr>
           <w:rFonts w:ascii="Roboto Mono" w:eastAsia="Roboto Mono" w:hAnsi="Roboto Mono" w:cs="Roboto Mono"/>
         </w:rPr>
@@ -4219,6 +4698,7 @@
           <w:ilvl w:val="1"/>
           <w:numId w:val="8"/>
         </w:numPr>
+        <w:spacing w:after="0" w:line="276" w:lineRule="auto"/>
         <w:rPr>
           <w:rFonts w:ascii="Roboto Mono" w:eastAsia="Roboto Mono" w:hAnsi="Roboto Mono" w:cs="Roboto Mono"/>
         </w:rPr>
@@ -4242,6 +4722,7 @@
           <w:ilvl w:val="1"/>
           <w:numId w:val="8"/>
         </w:numPr>
+        <w:spacing w:after="0" w:line="276" w:lineRule="auto"/>
         <w:rPr>
           <w:rFonts w:ascii="Roboto Mono" w:eastAsia="Roboto Mono" w:hAnsi="Roboto Mono" w:cs="Roboto Mono"/>
         </w:rPr>
@@ -4265,6 +4746,7 @@
           <w:ilvl w:val="1"/>
           <w:numId w:val="8"/>
         </w:numPr>
+        <w:spacing w:after="0" w:line="276" w:lineRule="auto"/>
         <w:rPr>
           <w:rFonts w:ascii="Roboto Mono" w:eastAsia="Roboto Mono" w:hAnsi="Roboto Mono" w:cs="Roboto Mono"/>
         </w:rPr>
@@ -4288,7 +4770,7 @@
           <w:ilvl w:val="1"/>
           <w:numId w:val="8"/>
         </w:numPr>
-        <w:spacing w:after="240"/>
+        <w:spacing w:after="240" w:line="276" w:lineRule="auto"/>
         <w:rPr>
           <w:rFonts w:ascii="Roboto Mono" w:eastAsia="Roboto Mono" w:hAnsi="Roboto Mono" w:cs="Roboto Mono"/>
         </w:rPr>
@@ -4315,7 +4797,7 @@
     </w:p>
     <w:p>
       <w:r>
-        <w:pict w14:anchorId="61918B97">
+        <w:pict w14:anchorId="3F185B28">
           <v:rect id="_x0000_i1041" style="width:0;height:1.5pt" o:hralign="center" o:hrstd="t" o:hr="t" fillcolor="#a0a0a0" stroked="f"/>
         </w:pict>
       </w:r>
@@ -4339,51 +4821,77 @@
       </w:pPr>
       <w:r>
         <w:rPr>
-          <w:b/>
-          <w:shd w:val="clear" w:color="auto" w:fill="B7B7B7"/>
-        </w:rPr>
-        <w:t># Source</w:t>
-      </w:r>
-      <w:r>
-        <w:rPr>
-          <w:shd w:val="clear" w:color="auto" w:fill="B7B7B7"/>
-        </w:rPr>
-        <w:t xml:space="preserve">: </w:t>
-      </w:r>
-      <w:r>
-        <w:rPr>
-          <w:b/>
-          <w:shd w:val="clear" w:color="auto" w:fill="B7B7B7"/>
-        </w:rPr>
-        <w:t xml:space="preserve">Chatgpt </w:t>
-      </w:r>
-      <w:r>
-        <w:rPr>
-          <w:b/>
-          <w:sz w:val="14"/>
-          <w:szCs w:val="14"/>
-          <w:shd w:val="clear" w:color="auto" w:fill="B7B7B7"/>
-        </w:rPr>
-        <w:t>(GPT</w:t>
-      </w:r>
-      <w:r>
-        <w:rPr>
-          <w:rFonts w:ascii="Cambria Math" w:hAnsi="Cambria Math" w:cs="Cambria Math"/>
-          <w:b/>
-          <w:sz w:val="14"/>
-          <w:szCs w:val="14"/>
-          <w:shd w:val="clear" w:color="auto" w:fill="B7B7B7"/>
+          <w:rFonts w:ascii="Arial" w:eastAsia="Arial" w:hAnsi="Arial" w:cs="Arial"/>
+          <w:b/>
+          <w:color w:val="000000"/>
+          <w:sz w:val="18"/>
+          <w:highlight w:val="lightGray"/>
+        </w:rPr>
+        <w:t># Source: AI Source: Provided by: [Data Path</w:t>
+      </w:r>
+      <w:r>
+        <w:rPr>
+          <w:rFonts w:ascii="Arial" w:eastAsia="Arial" w:hAnsi="Arial" w:cs="Arial"/>
+          <w:color w:val="000000"/>
+          <w:sz w:val="18"/>
+          <w:highlight w:val="lightGray"/>
+        </w:rPr>
+        <w:t xml:space="preserve">: Persons Table -&gt; ID Column: 1, Name_En Column: Motasem Essam] -&gt; </w:t>
+      </w:r>
+      <w:r>
+        <w:rPr>
+          <w:rFonts w:ascii="Arial" w:eastAsia="Arial" w:hAnsi="Arial" w:cs="Arial"/>
+          <w:b/>
+          <w:color w:val="000000"/>
+          <w:sz w:val="18"/>
+          <w:highlight w:val="lightGray"/>
+        </w:rPr>
+        <w:t>From:</w:t>
+      </w:r>
+      <w:r>
+        <w:rPr>
+          <w:rFonts w:ascii="Arial" w:eastAsia="Arial" w:hAnsi="Arial" w:cs="Arial"/>
+          <w:color w:val="000000"/>
+          <w:sz w:val="18"/>
+          <w:highlight w:val="lightGray"/>
+        </w:rPr>
+        <w:t xml:space="preserve"> [Chatgpt (GPT</w:t>
+      </w:r>
+      <w:r>
+        <w:rPr>
+          <w:rFonts w:ascii="Arial" w:eastAsia="Arial" w:hAnsi="Arial" w:cs="Cambria Math"/>
+          <w:color w:val="000000"/>
+          <w:sz w:val="18"/>
+          <w:highlight w:val="lightGray"/>
         </w:rPr>
         <w:t>‑</w:t>
       </w:r>
       <w:r>
         <w:rPr>
-          <w:b/>
-          <w:sz w:val="14"/>
-          <w:szCs w:val="14"/>
-          <w:shd w:val="clear" w:color="auto" w:fill="B7B7B7"/>
-        </w:rPr>
-        <w:t>5 Mini) at [8/17/2025]</w:t>
+          <w:rFonts w:ascii="Arial" w:eastAsia="Arial" w:hAnsi="Arial" w:cs="Arial"/>
+          <w:color w:val="000000"/>
+          <w:sz w:val="18"/>
+          <w:highlight w:val="lightGray"/>
+        </w:rPr>
+        <w:t xml:space="preserve">5 Mini)] </w:t>
+      </w:r>
+      <w:r>
+        <w:rPr>
+          <w:rFonts w:ascii="Arial" w:eastAsia="Arial" w:hAnsi="Arial" w:cs="Arial"/>
+          <w:b/>
+          <w:color w:val="000000"/>
+          <w:sz w:val="18"/>
+          <w:highlight w:val="lightGray"/>
+        </w:rPr>
+        <w:t>on</w:t>
+      </w:r>
+      <w:r>
+        <w:rPr>
+          <w:rFonts w:ascii="Arial" w:eastAsia="Arial" w:hAnsi="Arial"/>
+          <w:sz w:val="18"/>
+          <w:highlight w:val="lightGray"/>
+        </w:rPr>
+        <w:t xml:space="preserve"> [8/17/2025]</w:t>
       </w:r>
     </w:p>
     <w:p>
@@ -4464,51 +4972,77 @@
       </w:pPr>
       <w:r>
         <w:rPr>
-          <w:b/>
-          <w:shd w:val="clear" w:color="auto" w:fill="B7B7B7"/>
-        </w:rPr>
-        <w:t># Source</w:t>
-      </w:r>
-      <w:r>
-        <w:rPr>
-          <w:shd w:val="clear" w:color="auto" w:fill="B7B7B7"/>
-        </w:rPr>
-        <w:t xml:space="preserve">: </w:t>
-      </w:r>
-      <w:r>
-        <w:rPr>
-          <w:b/>
-          <w:shd w:val="clear" w:color="auto" w:fill="B7B7B7"/>
-        </w:rPr>
-        <w:t xml:space="preserve">Chatgpt </w:t>
-      </w:r>
-      <w:r>
-        <w:rPr>
-          <w:b/>
-          <w:sz w:val="14"/>
-          <w:szCs w:val="14"/>
-          <w:shd w:val="clear" w:color="auto" w:fill="B7B7B7"/>
-        </w:rPr>
-        <w:t>(GPT</w:t>
-      </w:r>
-      <w:r>
-        <w:rPr>
-          <w:rFonts w:ascii="Cambria Math" w:hAnsi="Cambria Math" w:cs="Cambria Math"/>
-          <w:b/>
-          <w:sz w:val="14"/>
-          <w:szCs w:val="14"/>
-          <w:shd w:val="clear" w:color="auto" w:fill="B7B7B7"/>
+          <w:rFonts w:ascii="Arial" w:eastAsia="Arial" w:hAnsi="Arial" w:cs="Arial"/>
+          <w:b/>
+          <w:color w:val="000000"/>
+          <w:sz w:val="18"/>
+          <w:highlight w:val="lightGray"/>
+        </w:rPr>
+        <w:t># Source: AI Source: Provided by: [Data Path</w:t>
+      </w:r>
+      <w:r>
+        <w:rPr>
+          <w:rFonts w:ascii="Arial" w:eastAsia="Arial" w:hAnsi="Arial" w:cs="Arial"/>
+          <w:color w:val="000000"/>
+          <w:sz w:val="18"/>
+          <w:highlight w:val="lightGray"/>
+        </w:rPr>
+        <w:t xml:space="preserve">: Persons Table -&gt; ID Column: 1, Name_En Column: Motasem Essam] -&gt; </w:t>
+      </w:r>
+      <w:r>
+        <w:rPr>
+          <w:rFonts w:ascii="Arial" w:eastAsia="Arial" w:hAnsi="Arial" w:cs="Arial"/>
+          <w:b/>
+          <w:color w:val="000000"/>
+          <w:sz w:val="18"/>
+          <w:highlight w:val="lightGray"/>
+        </w:rPr>
+        <w:t>From:</w:t>
+      </w:r>
+      <w:r>
+        <w:rPr>
+          <w:rFonts w:ascii="Arial" w:eastAsia="Arial" w:hAnsi="Arial" w:cs="Arial"/>
+          <w:color w:val="000000"/>
+          <w:sz w:val="18"/>
+          <w:highlight w:val="lightGray"/>
+        </w:rPr>
+        <w:t xml:space="preserve"> [Chatgpt (GPT</w:t>
+      </w:r>
+      <w:r>
+        <w:rPr>
+          <w:rFonts w:ascii="Arial" w:eastAsia="Arial" w:hAnsi="Arial" w:cs="Cambria Math"/>
+          <w:color w:val="000000"/>
+          <w:sz w:val="18"/>
+          <w:highlight w:val="lightGray"/>
         </w:rPr>
         <w:t>‑</w:t>
       </w:r>
       <w:r>
         <w:rPr>
-          <w:b/>
-          <w:sz w:val="14"/>
-          <w:szCs w:val="14"/>
-          <w:shd w:val="clear" w:color="auto" w:fill="B7B7B7"/>
-        </w:rPr>
-        <w:t>5 Mini) at [8/17/2025]</w:t>
+          <w:rFonts w:ascii="Arial" w:eastAsia="Arial" w:hAnsi="Arial" w:cs="Arial"/>
+          <w:color w:val="000000"/>
+          <w:sz w:val="18"/>
+          <w:highlight w:val="lightGray"/>
+        </w:rPr>
+        <w:t xml:space="preserve">5 Mini)] </w:t>
+      </w:r>
+      <w:r>
+        <w:rPr>
+          <w:rFonts w:ascii="Arial" w:eastAsia="Arial" w:hAnsi="Arial" w:cs="Arial"/>
+          <w:b/>
+          <w:color w:val="000000"/>
+          <w:sz w:val="18"/>
+          <w:highlight w:val="lightGray"/>
+        </w:rPr>
+        <w:t>on</w:t>
+      </w:r>
+      <w:r>
+        <w:rPr>
+          <w:rFonts w:ascii="Arial" w:eastAsia="Arial" w:hAnsi="Arial"/>
+          <w:sz w:val="18"/>
+          <w:highlight w:val="lightGray"/>
+        </w:rPr>
+        <w:t xml:space="preserve"> [8/17/2025]</w:t>
       </w:r>
     </w:p>
     <w:p>
@@ -4517,7 +5051,7 @@
           <w:ilvl w:val="0"/>
           <w:numId w:val="13"/>
         </w:numPr>
-        <w:spacing w:before="240" w:after="240"/>
+        <w:spacing w:before="240" w:after="240" w:line="276" w:lineRule="auto"/>
         <w:rPr>
           <w:rFonts w:ascii="Roboto Mono" w:eastAsia="Roboto Mono" w:hAnsi="Roboto Mono" w:cs="Roboto Mono"/>
         </w:rPr>
@@ -4544,8 +5078,7 @@
     </w:p>
     <w:p>
       <w:r>
-        <w:lastRenderedPageBreak/>
-        <w:pict w14:anchorId="27A50B87">
+        <w:pict w14:anchorId="246DEEB7">
           <v:rect id="_x0000_i1042" style="width:0;height:1.5pt" o:hralign="center" o:hrstd="t" o:hr="t" fillcolor="#a0a0a0" stroked="f"/>
         </w:pict>
       </w:r>
@@ -4568,51 +5101,77 @@
       </w:pPr>
       <w:r>
         <w:rPr>
-          <w:b/>
-          <w:shd w:val="clear" w:color="auto" w:fill="B7B7B7"/>
-        </w:rPr>
-        <w:t># Source</w:t>
-      </w:r>
-      <w:r>
-        <w:rPr>
-          <w:shd w:val="clear" w:color="auto" w:fill="B7B7B7"/>
-        </w:rPr>
-        <w:t xml:space="preserve">: </w:t>
-      </w:r>
-      <w:r>
-        <w:rPr>
-          <w:b/>
-          <w:shd w:val="clear" w:color="auto" w:fill="B7B7B7"/>
-        </w:rPr>
-        <w:t xml:space="preserve">Chatgpt </w:t>
-      </w:r>
-      <w:r>
-        <w:rPr>
-          <w:b/>
-          <w:sz w:val="14"/>
-          <w:szCs w:val="14"/>
-          <w:shd w:val="clear" w:color="auto" w:fill="B7B7B7"/>
-        </w:rPr>
-        <w:t>(GPT</w:t>
-      </w:r>
-      <w:r>
-        <w:rPr>
-          <w:rFonts w:ascii="Cambria Math" w:hAnsi="Cambria Math" w:cs="Cambria Math"/>
-          <w:b/>
-          <w:sz w:val="14"/>
-          <w:szCs w:val="14"/>
-          <w:shd w:val="clear" w:color="auto" w:fill="B7B7B7"/>
+          <w:rFonts w:ascii="Arial" w:eastAsia="Arial" w:hAnsi="Arial" w:cs="Arial"/>
+          <w:b/>
+          <w:color w:val="000000"/>
+          <w:sz w:val="18"/>
+          <w:highlight w:val="lightGray"/>
+        </w:rPr>
+        <w:t># Source: AI Source: Provided by: [Data Path</w:t>
+      </w:r>
+      <w:r>
+        <w:rPr>
+          <w:rFonts w:ascii="Arial" w:eastAsia="Arial" w:hAnsi="Arial" w:cs="Arial"/>
+          <w:color w:val="000000"/>
+          <w:sz w:val="18"/>
+          <w:highlight w:val="lightGray"/>
+        </w:rPr>
+        <w:t xml:space="preserve">: Persons Table -&gt; ID Column: 1, Name_En Column: Motasem Essam] -&gt; </w:t>
+      </w:r>
+      <w:r>
+        <w:rPr>
+          <w:rFonts w:ascii="Arial" w:eastAsia="Arial" w:hAnsi="Arial" w:cs="Arial"/>
+          <w:b/>
+          <w:color w:val="000000"/>
+          <w:sz w:val="18"/>
+          <w:highlight w:val="lightGray"/>
+        </w:rPr>
+        <w:t>From:</w:t>
+      </w:r>
+      <w:r>
+        <w:rPr>
+          <w:rFonts w:ascii="Arial" w:eastAsia="Arial" w:hAnsi="Arial" w:cs="Arial"/>
+          <w:color w:val="000000"/>
+          <w:sz w:val="18"/>
+          <w:highlight w:val="lightGray"/>
+        </w:rPr>
+        <w:t xml:space="preserve"> [Chatgpt (GPT</w:t>
+      </w:r>
+      <w:r>
+        <w:rPr>
+          <w:rFonts w:ascii="Arial" w:eastAsia="Arial" w:hAnsi="Arial" w:cs="Cambria Math"/>
+          <w:color w:val="000000"/>
+          <w:sz w:val="18"/>
+          <w:highlight w:val="lightGray"/>
         </w:rPr>
         <w:t>‑</w:t>
       </w:r>
       <w:r>
         <w:rPr>
-          <w:b/>
-          <w:sz w:val="14"/>
-          <w:szCs w:val="14"/>
-          <w:shd w:val="clear" w:color="auto" w:fill="B7B7B7"/>
-        </w:rPr>
-        <w:t>5 Mini) at [8/17/2025]</w:t>
+          <w:rFonts w:ascii="Arial" w:eastAsia="Arial" w:hAnsi="Arial" w:cs="Arial"/>
+          <w:color w:val="000000"/>
+          <w:sz w:val="18"/>
+          <w:highlight w:val="lightGray"/>
+        </w:rPr>
+        <w:t xml:space="preserve">5 Mini)] </w:t>
+      </w:r>
+      <w:r>
+        <w:rPr>
+          <w:rFonts w:ascii="Arial" w:eastAsia="Arial" w:hAnsi="Arial" w:cs="Arial"/>
+          <w:b/>
+          <w:color w:val="000000"/>
+          <w:sz w:val="18"/>
+          <w:highlight w:val="lightGray"/>
+        </w:rPr>
+        <w:t>on</w:t>
+      </w:r>
+      <w:r>
+        <w:rPr>
+          <w:rFonts w:ascii="Arial" w:eastAsia="Arial" w:hAnsi="Arial"/>
+          <w:sz w:val="18"/>
+          <w:highlight w:val="lightGray"/>
+        </w:rPr>
+        <w:t xml:space="preserve"> [8/17/2025]</w:t>
       </w:r>
     </w:p>
     <w:p>
@@ -4621,7 +5180,7 @@
           <w:ilvl w:val="0"/>
           <w:numId w:val="5"/>
         </w:numPr>
-        <w:spacing w:before="240" w:after="240"/>
+        <w:spacing w:before="240" w:after="240" w:line="276" w:lineRule="auto"/>
       </w:pPr>
       <w:r>
         <w:rPr>
@@ -4642,7 +5201,7 @@
     </w:p>
     <w:p>
       <w:r>
-        <w:pict w14:anchorId="01B8148F">
+        <w:pict w14:anchorId="286BAC83">
           <v:rect id="_x0000_i1043" style="width:0;height:1.5pt" o:hralign="center" o:hrstd="t" o:hr="t" fillcolor="#a0a0a0" stroked="f"/>
         </w:pict>
       </w:r>
@@ -4665,51 +5224,77 @@
       </w:pPr>
       <w:r>
         <w:rPr>
-          <w:b/>
-          <w:shd w:val="clear" w:color="auto" w:fill="B7B7B7"/>
-        </w:rPr>
-        <w:t># Source</w:t>
-      </w:r>
-      <w:r>
-        <w:rPr>
-          <w:shd w:val="clear" w:color="auto" w:fill="B7B7B7"/>
-        </w:rPr>
-        <w:t xml:space="preserve">: </w:t>
-      </w:r>
-      <w:r>
-        <w:rPr>
-          <w:b/>
-          <w:shd w:val="clear" w:color="auto" w:fill="B7B7B7"/>
-        </w:rPr>
-        <w:t xml:space="preserve">Chatgpt </w:t>
-      </w:r>
-      <w:r>
-        <w:rPr>
-          <w:b/>
-          <w:sz w:val="14"/>
-          <w:szCs w:val="14"/>
-          <w:shd w:val="clear" w:color="auto" w:fill="B7B7B7"/>
-        </w:rPr>
-        <w:t>(GPT</w:t>
-      </w:r>
-      <w:r>
-        <w:rPr>
-          <w:rFonts w:ascii="Cambria Math" w:hAnsi="Cambria Math" w:cs="Cambria Math"/>
-          <w:b/>
-          <w:sz w:val="14"/>
-          <w:szCs w:val="14"/>
-          <w:shd w:val="clear" w:color="auto" w:fill="B7B7B7"/>
+          <w:rFonts w:ascii="Arial" w:eastAsia="Arial" w:hAnsi="Arial" w:cs="Arial"/>
+          <w:b/>
+          <w:color w:val="000000"/>
+          <w:sz w:val="18"/>
+          <w:highlight w:val="lightGray"/>
+        </w:rPr>
+        <w:t># Source: AI Source: Provided by: [Data Path</w:t>
+      </w:r>
+      <w:r>
+        <w:rPr>
+          <w:rFonts w:ascii="Arial" w:eastAsia="Arial" w:hAnsi="Arial" w:cs="Arial"/>
+          <w:color w:val="000000"/>
+          <w:sz w:val="18"/>
+          <w:highlight w:val="lightGray"/>
+        </w:rPr>
+        <w:t xml:space="preserve">: Persons Table -&gt; ID Column: 1, Name_En Column: Motasem Essam] -&gt; </w:t>
+      </w:r>
+      <w:r>
+        <w:rPr>
+          <w:rFonts w:ascii="Arial" w:eastAsia="Arial" w:hAnsi="Arial" w:cs="Arial"/>
+          <w:b/>
+          <w:color w:val="000000"/>
+          <w:sz w:val="18"/>
+          <w:highlight w:val="lightGray"/>
+        </w:rPr>
+        <w:t>From:</w:t>
+      </w:r>
+      <w:r>
+        <w:rPr>
+          <w:rFonts w:ascii="Arial" w:eastAsia="Arial" w:hAnsi="Arial" w:cs="Arial"/>
+          <w:color w:val="000000"/>
+          <w:sz w:val="18"/>
+          <w:highlight w:val="lightGray"/>
+        </w:rPr>
+        <w:t xml:space="preserve"> [Chatgpt (GPT</w:t>
+      </w:r>
+      <w:r>
+        <w:rPr>
+          <w:rFonts w:ascii="Arial" w:eastAsia="Arial" w:hAnsi="Arial" w:cs="Cambria Math"/>
+          <w:color w:val="000000"/>
+          <w:sz w:val="18"/>
+          <w:highlight w:val="lightGray"/>
         </w:rPr>
         <w:t>‑</w:t>
       </w:r>
       <w:r>
         <w:rPr>
-          <w:b/>
-          <w:sz w:val="14"/>
-          <w:szCs w:val="14"/>
-          <w:shd w:val="clear" w:color="auto" w:fill="B7B7B7"/>
-        </w:rPr>
-        <w:t>5 Mini) at [8/17/2025]</w:t>
+          <w:rFonts w:ascii="Arial" w:eastAsia="Arial" w:hAnsi="Arial" w:cs="Arial"/>
+          <w:color w:val="000000"/>
+          <w:sz w:val="18"/>
+          <w:highlight w:val="lightGray"/>
+        </w:rPr>
+        <w:t xml:space="preserve">5 Mini)] </w:t>
+      </w:r>
+      <w:r>
+        <w:rPr>
+          <w:rFonts w:ascii="Arial" w:eastAsia="Arial" w:hAnsi="Arial" w:cs="Arial"/>
+          <w:b/>
+          <w:color w:val="000000"/>
+          <w:sz w:val="18"/>
+          <w:highlight w:val="lightGray"/>
+        </w:rPr>
+        <w:t>on</w:t>
+      </w:r>
+      <w:r>
+        <w:rPr>
+          <w:rFonts w:ascii="Arial" w:eastAsia="Arial" w:hAnsi="Arial"/>
+          <w:sz w:val="18"/>
+          <w:highlight w:val="lightGray"/>
+        </w:rPr>
+        <w:t xml:space="preserve"> [8/17/2025]</w:t>
       </w:r>
     </w:p>
     <w:p>
@@ -4718,7 +5303,7 @@
           <w:ilvl w:val="0"/>
           <w:numId w:val="9"/>
         </w:numPr>
-        <w:spacing w:before="240"/>
+        <w:spacing w:before="240" w:after="0" w:line="276" w:lineRule="auto"/>
         <w:rPr>
           <w:rFonts w:ascii="Roboto Mono" w:eastAsia="Roboto Mono" w:hAnsi="Roboto Mono" w:cs="Roboto Mono"/>
         </w:rPr>
@@ -4742,7 +5327,7 @@
           <w:ilvl w:val="0"/>
           <w:numId w:val="9"/>
         </w:numPr>
-        <w:spacing w:after="240"/>
+        <w:spacing w:after="240" w:line="276" w:lineRule="auto"/>
       </w:pPr>
       <w:r>
         <w:rPr>
@@ -4763,7 +5348,7 @@
     </w:p>
     <w:p>
       <w:r>
-        <w:pict w14:anchorId="0DF9759D">
+        <w:pict w14:anchorId="45C5E2C0">
           <v:rect id="_x0000_i1044" style="width:0;height:1.5pt" o:hralign="center" o:hrstd="t" o:hr="t" fillcolor="#a0a0a0" stroked="f"/>
         </w:pict>
       </w:r>
@@ -4786,51 +5371,77 @@
       </w:pPr>
       <w:r>
         <w:rPr>
-          <w:b/>
-          <w:shd w:val="clear" w:color="auto" w:fill="B7B7B7"/>
-        </w:rPr>
-        <w:t># Source</w:t>
-      </w:r>
-      <w:r>
-        <w:rPr>
-          <w:shd w:val="clear" w:color="auto" w:fill="B7B7B7"/>
-        </w:rPr>
-        <w:t xml:space="preserve">: </w:t>
-      </w:r>
-      <w:r>
-        <w:rPr>
-          <w:b/>
-          <w:shd w:val="clear" w:color="auto" w:fill="B7B7B7"/>
-        </w:rPr>
-        <w:t xml:space="preserve">Chatgpt </w:t>
-      </w:r>
-      <w:r>
-        <w:rPr>
-          <w:b/>
-          <w:sz w:val="14"/>
-          <w:szCs w:val="14"/>
-          <w:shd w:val="clear" w:color="auto" w:fill="B7B7B7"/>
-        </w:rPr>
-        <w:t>(GPT</w:t>
-      </w:r>
-      <w:r>
-        <w:rPr>
-          <w:rFonts w:ascii="Cambria Math" w:hAnsi="Cambria Math" w:cs="Cambria Math"/>
-          <w:b/>
-          <w:sz w:val="14"/>
-          <w:szCs w:val="14"/>
-          <w:shd w:val="clear" w:color="auto" w:fill="B7B7B7"/>
+          <w:rFonts w:ascii="Arial" w:eastAsia="Arial" w:hAnsi="Arial" w:cs="Arial"/>
+          <w:b/>
+          <w:color w:val="000000"/>
+          <w:sz w:val="18"/>
+          <w:highlight w:val="lightGray"/>
+        </w:rPr>
+        <w:t># Source: AI Source: Provided by: [Data Path</w:t>
+      </w:r>
+      <w:r>
+        <w:rPr>
+          <w:rFonts w:ascii="Arial" w:eastAsia="Arial" w:hAnsi="Arial" w:cs="Arial"/>
+          <w:color w:val="000000"/>
+          <w:sz w:val="18"/>
+          <w:highlight w:val="lightGray"/>
+        </w:rPr>
+        <w:t xml:space="preserve">: Persons Table -&gt; ID Column: 1, Name_En Column: Motasem Essam] -&gt; </w:t>
+      </w:r>
+      <w:r>
+        <w:rPr>
+          <w:rFonts w:ascii="Arial" w:eastAsia="Arial" w:hAnsi="Arial" w:cs="Arial"/>
+          <w:b/>
+          <w:color w:val="000000"/>
+          <w:sz w:val="18"/>
+          <w:highlight w:val="lightGray"/>
+        </w:rPr>
+        <w:t>From:</w:t>
+      </w:r>
+      <w:r>
+        <w:rPr>
+          <w:rFonts w:ascii="Arial" w:eastAsia="Arial" w:hAnsi="Arial" w:cs="Arial"/>
+          <w:color w:val="000000"/>
+          <w:sz w:val="18"/>
+          <w:highlight w:val="lightGray"/>
+        </w:rPr>
+        <w:t xml:space="preserve"> [Chatgpt (GPT</w:t>
+      </w:r>
+      <w:r>
+        <w:rPr>
+          <w:rFonts w:ascii="Arial" w:eastAsia="Arial" w:hAnsi="Arial" w:cs="Cambria Math"/>
+          <w:color w:val="000000"/>
+          <w:sz w:val="18"/>
+          <w:highlight w:val="lightGray"/>
         </w:rPr>
         <w:t>‑</w:t>
       </w:r>
       <w:r>
         <w:rPr>
-          <w:b/>
-          <w:sz w:val="14"/>
-          <w:szCs w:val="14"/>
-          <w:shd w:val="clear" w:color="auto" w:fill="B7B7B7"/>
-        </w:rPr>
-        <w:t>5 Mini) at [8/17/2025]</w:t>
+          <w:rFonts w:ascii="Arial" w:eastAsia="Arial" w:hAnsi="Arial" w:cs="Arial"/>
+          <w:color w:val="000000"/>
+          <w:sz w:val="18"/>
+          <w:highlight w:val="lightGray"/>
+        </w:rPr>
+        <w:t xml:space="preserve">5 Mini)] </w:t>
+      </w:r>
+      <w:r>
+        <w:rPr>
+          <w:rFonts w:ascii="Arial" w:eastAsia="Arial" w:hAnsi="Arial" w:cs="Arial"/>
+          <w:b/>
+          <w:color w:val="000000"/>
+          <w:sz w:val="18"/>
+          <w:highlight w:val="lightGray"/>
+        </w:rPr>
+        <w:t>on</w:t>
+      </w:r>
+      <w:r>
+        <w:rPr>
+          <w:rFonts w:ascii="Arial" w:eastAsia="Arial" w:hAnsi="Arial"/>
+          <w:sz w:val="18"/>
+          <w:highlight w:val="lightGray"/>
+        </w:rPr>
+        <w:t xml:space="preserve"> [8/17/2025]</w:t>
       </w:r>
     </w:p>
     <w:p>
@@ -4839,7 +5450,7 @@
           <w:ilvl w:val="0"/>
           <w:numId w:val="20"/>
         </w:numPr>
-        <w:spacing w:before="240"/>
+        <w:spacing w:before="240" w:after="0" w:line="276" w:lineRule="auto"/>
         <w:rPr>
           <w:rFonts w:ascii="Roboto Mono" w:eastAsia="Roboto Mono" w:hAnsi="Roboto Mono" w:cs="Roboto Mono"/>
         </w:rPr>
@@ -4863,7 +5474,7 @@
           <w:ilvl w:val="0"/>
           <w:numId w:val="20"/>
         </w:numPr>
-        <w:spacing w:after="240"/>
+        <w:spacing w:after="240" w:line="276" w:lineRule="auto"/>
       </w:pPr>
       <w:r>
         <w:rPr>
@@ -4884,7 +5495,7 @@
     </w:p>
     <w:p>
       <w:r>
-        <w:pict w14:anchorId="3621BC57">
+        <w:pict w14:anchorId="5398AC53">
           <v:rect id="_x0000_i1045" style="width:0;height:1.5pt" o:hralign="center" o:hrstd="t" o:hr="t" fillcolor="#a0a0a0" stroked="f"/>
         </w:pict>
       </w:r>
@@ -4907,51 +5518,77 @@
       </w:pPr>
       <w:r>
         <w:rPr>
-          <w:b/>
-          <w:shd w:val="clear" w:color="auto" w:fill="B7B7B7"/>
-        </w:rPr>
-        <w:t># Source</w:t>
-      </w:r>
-      <w:r>
-        <w:rPr>
-          <w:shd w:val="clear" w:color="auto" w:fill="B7B7B7"/>
-        </w:rPr>
-        <w:t xml:space="preserve">: </w:t>
-      </w:r>
-      <w:r>
-        <w:rPr>
-          <w:b/>
-          <w:shd w:val="clear" w:color="auto" w:fill="B7B7B7"/>
-        </w:rPr>
-        <w:t xml:space="preserve">Chatgpt </w:t>
-      </w:r>
-      <w:r>
-        <w:rPr>
-          <w:b/>
-          <w:sz w:val="14"/>
-          <w:szCs w:val="14"/>
-          <w:shd w:val="clear" w:color="auto" w:fill="B7B7B7"/>
-        </w:rPr>
-        <w:t>(GPT</w:t>
-      </w:r>
-      <w:r>
-        <w:rPr>
-          <w:rFonts w:ascii="Cambria Math" w:hAnsi="Cambria Math" w:cs="Cambria Math"/>
-          <w:b/>
-          <w:sz w:val="14"/>
-          <w:szCs w:val="14"/>
-          <w:shd w:val="clear" w:color="auto" w:fill="B7B7B7"/>
+          <w:rFonts w:ascii="Arial" w:eastAsia="Arial" w:hAnsi="Arial" w:cs="Arial"/>
+          <w:b/>
+          <w:color w:val="000000"/>
+          <w:sz w:val="18"/>
+          <w:highlight w:val="lightGray"/>
+        </w:rPr>
+        <w:t># Source: AI Source: Provided by: [Data Path</w:t>
+      </w:r>
+      <w:r>
+        <w:rPr>
+          <w:rFonts w:ascii="Arial" w:eastAsia="Arial" w:hAnsi="Arial" w:cs="Arial"/>
+          <w:color w:val="000000"/>
+          <w:sz w:val="18"/>
+          <w:highlight w:val="lightGray"/>
+        </w:rPr>
+        <w:t xml:space="preserve">: Persons Table -&gt; ID Column: 1, Name_En Column: Motasem Essam] -&gt; </w:t>
+      </w:r>
+      <w:r>
+        <w:rPr>
+          <w:rFonts w:ascii="Arial" w:eastAsia="Arial" w:hAnsi="Arial" w:cs="Arial"/>
+          <w:b/>
+          <w:color w:val="000000"/>
+          <w:sz w:val="18"/>
+          <w:highlight w:val="lightGray"/>
+        </w:rPr>
+        <w:t>From:</w:t>
+      </w:r>
+      <w:r>
+        <w:rPr>
+          <w:rFonts w:ascii="Arial" w:eastAsia="Arial" w:hAnsi="Arial" w:cs="Arial"/>
+          <w:color w:val="000000"/>
+          <w:sz w:val="18"/>
+          <w:highlight w:val="lightGray"/>
+        </w:rPr>
+        <w:t xml:space="preserve"> [Chatgpt (GPT</w:t>
+      </w:r>
+      <w:r>
+        <w:rPr>
+          <w:rFonts w:ascii="Arial" w:eastAsia="Arial" w:hAnsi="Arial" w:cs="Cambria Math"/>
+          <w:color w:val="000000"/>
+          <w:sz w:val="18"/>
+          <w:highlight w:val="lightGray"/>
         </w:rPr>
         <w:t>‑</w:t>
       </w:r>
       <w:r>
         <w:rPr>
-          <w:b/>
-          <w:sz w:val="14"/>
-          <w:szCs w:val="14"/>
-          <w:shd w:val="clear" w:color="auto" w:fill="B7B7B7"/>
-        </w:rPr>
-        <w:t>5 Mini) at [8/17/2025]</w:t>
+          <w:rFonts w:ascii="Arial" w:eastAsia="Arial" w:hAnsi="Arial" w:cs="Arial"/>
+          <w:color w:val="000000"/>
+          <w:sz w:val="18"/>
+          <w:highlight w:val="lightGray"/>
+        </w:rPr>
+        <w:t xml:space="preserve">5 Mini)] </w:t>
+      </w:r>
+      <w:r>
+        <w:rPr>
+          <w:rFonts w:ascii="Arial" w:eastAsia="Arial" w:hAnsi="Arial" w:cs="Arial"/>
+          <w:b/>
+          <w:color w:val="000000"/>
+          <w:sz w:val="18"/>
+          <w:highlight w:val="lightGray"/>
+        </w:rPr>
+        <w:t>on</w:t>
+      </w:r>
+      <w:r>
+        <w:rPr>
+          <w:rFonts w:ascii="Arial" w:eastAsia="Arial" w:hAnsi="Arial"/>
+          <w:sz w:val="18"/>
+          <w:highlight w:val="lightGray"/>
+        </w:rPr>
+        <w:t xml:space="preserve"> [8/17/2025]</w:t>
       </w:r>
     </w:p>
     <w:p>
@@ -4960,7 +5597,7 @@
           <w:ilvl w:val="0"/>
           <w:numId w:val="18"/>
         </w:numPr>
-        <w:spacing w:before="240" w:after="240"/>
+        <w:spacing w:before="240" w:after="240" w:line="276" w:lineRule="auto"/>
       </w:pPr>
       <w:r>
         <w:rPr>
@@ -4986,25 +5623,18 @@
           <w:rFonts w:ascii="Arial Unicode MS" w:eastAsia="Arial Unicode MS" w:hAnsi="Arial Unicode MS" w:cs="Arial Unicode MS"/>
         </w:rPr>
         <w:br/>
-        <w:t xml:space="preserve"> ✅ Example: Tester reports 5 open high-severity defects, recommends delaying </w:t>
+        <w:t xml:space="preserve"> ✅ Example: Tester reports 5 open high-severity defects, recommends delaying release.</w:t>
       </w:r>
       <w:r>
         <w:rPr>
           <w:rFonts w:ascii="Arial Unicode MS" w:eastAsia="Arial Unicode MS" w:hAnsi="Arial Unicode MS" w:cs="Arial Unicode MS"/>
         </w:rPr>
-        <w:lastRenderedPageBreak/>
-        <w:t>release.</w:t>
-      </w:r>
-      <w:r>
-        <w:rPr>
-          <w:rFonts w:ascii="Arial Unicode MS" w:eastAsia="Arial Unicode MS" w:hAnsi="Arial Unicode MS" w:cs="Arial Unicode MS"/>
-        </w:rPr>
-        <w:br/>
-      </w:r>
-    </w:p>
-    <w:p>
-      <w:r>
-        <w:pict w14:anchorId="474317D8">
+        <w:br/>
+      </w:r>
+    </w:p>
+    <w:p>
+      <w:r>
+        <w:pict w14:anchorId="2317DE6C">
           <v:rect id="_x0000_i1046" style="width:0;height:1.5pt" o:hralign="center" o:hrstd="t" o:hr="t" fillcolor="#a0a0a0" stroked="f"/>
         </w:pict>
       </w:r>
@@ -5028,51 +5658,77 @@
       </w:pPr>
       <w:r>
         <w:rPr>
-          <w:b/>
-          <w:shd w:val="clear" w:color="auto" w:fill="B7B7B7"/>
-        </w:rPr>
-        <w:t># Source</w:t>
-      </w:r>
-      <w:r>
-        <w:rPr>
-          <w:shd w:val="clear" w:color="auto" w:fill="B7B7B7"/>
-        </w:rPr>
-        <w:t xml:space="preserve">: </w:t>
-      </w:r>
-      <w:r>
-        <w:rPr>
-          <w:b/>
-          <w:shd w:val="clear" w:color="auto" w:fill="B7B7B7"/>
-        </w:rPr>
-        <w:t xml:space="preserve">Chatgpt </w:t>
-      </w:r>
-      <w:r>
-        <w:rPr>
-          <w:b/>
-          <w:sz w:val="14"/>
-          <w:szCs w:val="14"/>
-          <w:shd w:val="clear" w:color="auto" w:fill="B7B7B7"/>
-        </w:rPr>
-        <w:t>(GPT</w:t>
-      </w:r>
-      <w:r>
-        <w:rPr>
-          <w:rFonts w:ascii="Cambria Math" w:hAnsi="Cambria Math" w:cs="Cambria Math"/>
-          <w:b/>
-          <w:sz w:val="14"/>
-          <w:szCs w:val="14"/>
-          <w:shd w:val="clear" w:color="auto" w:fill="B7B7B7"/>
+          <w:rFonts w:ascii="Arial" w:eastAsia="Arial" w:hAnsi="Arial" w:cs="Arial"/>
+          <w:b/>
+          <w:color w:val="000000"/>
+          <w:sz w:val="18"/>
+          <w:highlight w:val="lightGray"/>
+        </w:rPr>
+        <w:t># Source: AI Source: Provided by: [Data Path</w:t>
+      </w:r>
+      <w:r>
+        <w:rPr>
+          <w:rFonts w:ascii="Arial" w:eastAsia="Arial" w:hAnsi="Arial" w:cs="Arial"/>
+          <w:color w:val="000000"/>
+          <w:sz w:val="18"/>
+          <w:highlight w:val="lightGray"/>
+        </w:rPr>
+        <w:t xml:space="preserve">: Persons Table -&gt; ID Column: 1, Name_En Column: Motasem Essam] -&gt; </w:t>
+      </w:r>
+      <w:r>
+        <w:rPr>
+          <w:rFonts w:ascii="Arial" w:eastAsia="Arial" w:hAnsi="Arial" w:cs="Arial"/>
+          <w:b/>
+          <w:color w:val="000000"/>
+          <w:sz w:val="18"/>
+          <w:highlight w:val="lightGray"/>
+        </w:rPr>
+        <w:t>From:</w:t>
+      </w:r>
+      <w:r>
+        <w:rPr>
+          <w:rFonts w:ascii="Arial" w:eastAsia="Arial" w:hAnsi="Arial" w:cs="Arial"/>
+          <w:color w:val="000000"/>
+          <w:sz w:val="18"/>
+          <w:highlight w:val="lightGray"/>
+        </w:rPr>
+        <w:t xml:space="preserve"> [Chatgpt (GPT</w:t>
+      </w:r>
+      <w:r>
+        <w:rPr>
+          <w:rFonts w:ascii="Arial" w:eastAsia="Arial" w:hAnsi="Arial" w:cs="Cambria Math"/>
+          <w:color w:val="000000"/>
+          <w:sz w:val="18"/>
+          <w:highlight w:val="lightGray"/>
         </w:rPr>
         <w:t>‑</w:t>
       </w:r>
       <w:r>
         <w:rPr>
-          <w:b/>
-          <w:sz w:val="14"/>
-          <w:szCs w:val="14"/>
-          <w:shd w:val="clear" w:color="auto" w:fill="B7B7B7"/>
-        </w:rPr>
-        <w:t>5 Mini) at [8/17/2025]</w:t>
+          <w:rFonts w:ascii="Arial" w:eastAsia="Arial" w:hAnsi="Arial" w:cs="Arial"/>
+          <w:color w:val="000000"/>
+          <w:sz w:val="18"/>
+          <w:highlight w:val="lightGray"/>
+        </w:rPr>
+        <w:t xml:space="preserve">5 Mini)] </w:t>
+      </w:r>
+      <w:r>
+        <w:rPr>
+          <w:rFonts w:ascii="Arial" w:eastAsia="Arial" w:hAnsi="Arial" w:cs="Arial"/>
+          <w:b/>
+          <w:color w:val="000000"/>
+          <w:sz w:val="18"/>
+          <w:highlight w:val="lightGray"/>
+        </w:rPr>
+        <w:t>on</w:t>
+      </w:r>
+      <w:r>
+        <w:rPr>
+          <w:rFonts w:ascii="Arial" w:eastAsia="Arial" w:hAnsi="Arial"/>
+          <w:sz w:val="18"/>
+          <w:highlight w:val="lightGray"/>
+        </w:rPr>
+        <w:t xml:space="preserve"> [8/17/2025]</w:t>
       </w:r>
     </w:p>
     <w:p>
@@ -5103,7 +5759,7 @@
           <w:ilvl w:val="0"/>
           <w:numId w:val="11"/>
         </w:numPr>
-        <w:spacing w:before="240"/>
+        <w:spacing w:before="240" w:after="0" w:line="276" w:lineRule="auto"/>
         <w:rPr>
           <w:rFonts w:ascii="Roboto Mono" w:eastAsia="Roboto Mono" w:hAnsi="Roboto Mono" w:cs="Roboto Mono"/>
         </w:rPr>
@@ -5127,6 +5783,7 @@
           <w:ilvl w:val="0"/>
           <w:numId w:val="11"/>
         </w:numPr>
+        <w:spacing w:after="0" w:line="276" w:lineRule="auto"/>
         <w:rPr>
           <w:rFonts w:ascii="Roboto Mono" w:eastAsia="Roboto Mono" w:hAnsi="Roboto Mono" w:cs="Roboto Mono"/>
         </w:rPr>
@@ -5150,6 +5807,7 @@
           <w:ilvl w:val="0"/>
           <w:numId w:val="11"/>
         </w:numPr>
+        <w:spacing w:after="0" w:line="276" w:lineRule="auto"/>
         <w:rPr>
           <w:rFonts w:ascii="Roboto Mono" w:eastAsia="Roboto Mono" w:hAnsi="Roboto Mono" w:cs="Roboto Mono"/>
         </w:rPr>
@@ -5173,6 +5831,7 @@
           <w:ilvl w:val="0"/>
           <w:numId w:val="11"/>
         </w:numPr>
+        <w:spacing w:after="0" w:line="276" w:lineRule="auto"/>
         <w:rPr>
           <w:rFonts w:ascii="Roboto Mono" w:eastAsia="Roboto Mono" w:hAnsi="Roboto Mono" w:cs="Roboto Mono"/>
         </w:rPr>
@@ -5196,7 +5855,7 @@
           <w:ilvl w:val="0"/>
           <w:numId w:val="11"/>
         </w:numPr>
-        <w:spacing w:after="240"/>
+        <w:spacing w:after="240" w:line="276" w:lineRule="auto"/>
         <w:rPr>
           <w:rFonts w:ascii="Roboto Mono" w:eastAsia="Roboto Mono" w:hAnsi="Roboto Mono" w:cs="Roboto Mono"/>
         </w:rPr>
@@ -5242,7 +5901,7 @@
           <w:ilvl w:val="0"/>
           <w:numId w:val="2"/>
         </w:numPr>
-        <w:spacing w:before="240"/>
+        <w:spacing w:before="240" w:after="0" w:line="276" w:lineRule="auto"/>
         <w:rPr>
           <w:rFonts w:ascii="Roboto Mono" w:eastAsia="Roboto Mono" w:hAnsi="Roboto Mono" w:cs="Roboto Mono"/>
         </w:rPr>
@@ -5266,6 +5925,7 @@
           <w:ilvl w:val="0"/>
           <w:numId w:val="2"/>
         </w:numPr>
+        <w:spacing w:after="0" w:line="276" w:lineRule="auto"/>
         <w:rPr>
           <w:rFonts w:ascii="Roboto Mono" w:eastAsia="Roboto Mono" w:hAnsi="Roboto Mono" w:cs="Roboto Mono"/>
         </w:rPr>
@@ -5289,6 +5949,7 @@
           <w:ilvl w:val="0"/>
           <w:numId w:val="2"/>
         </w:numPr>
+        <w:spacing w:after="0" w:line="276" w:lineRule="auto"/>
         <w:rPr>
           <w:rFonts w:ascii="Roboto Mono" w:eastAsia="Roboto Mono" w:hAnsi="Roboto Mono" w:cs="Roboto Mono"/>
         </w:rPr>
@@ -5312,6 +5973,7 @@
           <w:ilvl w:val="0"/>
           <w:numId w:val="2"/>
         </w:numPr>
+        <w:spacing w:after="0" w:line="276" w:lineRule="auto"/>
         <w:rPr>
           <w:rFonts w:ascii="Roboto Mono" w:eastAsia="Roboto Mono" w:hAnsi="Roboto Mono" w:cs="Roboto Mono"/>
         </w:rPr>
@@ -5335,7 +5997,7 @@
           <w:ilvl w:val="0"/>
           <w:numId w:val="2"/>
         </w:numPr>
-        <w:spacing w:after="240"/>
+        <w:spacing w:after="240" w:line="276" w:lineRule="auto"/>
         <w:rPr>
           <w:rFonts w:ascii="Roboto Mono" w:eastAsia="Roboto Mono" w:hAnsi="Roboto Mono" w:cs="Roboto Mono"/>
         </w:rPr>
@@ -5355,7 +6017,7 @@
     </w:p>
     <w:p>
       <w:r>
-        <w:pict w14:anchorId="73F682D2">
+        <w:pict w14:anchorId="65BC88C8">
           <v:rect id="_x0000_i1047" style="width:0;height:1.5pt" o:hralign="center" o:hrstd="t" o:hr="t" fillcolor="#a0a0a0" stroked="f"/>
         </w:pict>
       </w:r>
@@ -5391,18 +6053,18 @@
     </w:p>
     <w:p>
       <w:r>
-        <w:lastRenderedPageBreak/>
-        <w:pict w14:anchorId="5305ABD2">
+        <w:pict w14:anchorId="0CD85FAA">
           <v:rect id="_x0000_i1048" style="width:0;height:1.5pt" o:hralign="center" o:hrstd="t" o:hr="t" fillcolor="#a0a0a0" stroked="f"/>
         </w:pict>
       </w:r>
     </w:p>
+    <w:p/>
     <w:p/>
     <w:sectPr>
       <w:pgSz w:w="12240" w:h="15840"/>
       <w:pgMar w:top="1440" w:right="1440" w:bottom="1440" w:left="1440" w:header="720" w:footer="720" w:gutter="0"/>
-      <w:pgNumType w:start="1"/>
       <w:cols w:space="720"/>
+      <w:docGrid w:linePitch="360"/>
     </w:sectPr>
   </w:body>
 </w:document>
@@ -8133,18 +8795,6 @@
   <w:style w:type="paragraph" w:default="1" w:styleId="Normal">
     <w:name w:val="Normal"/>
     <w:qFormat/>
-    <w:rsid w:val="00ED223C"/>
-    <w:pPr>
-      <w:spacing w:after="0" w:line="276" w:lineRule="auto"/>
-    </w:pPr>
-    <w:rPr>
-      <w:rFonts w:ascii="Arial" w:eastAsia="Arial" w:hAnsi="Arial" w:cs="Arial"/>
-      <w:kern w:val="0"/>
-      <w:sz w:val="22"/>
-      <w:szCs w:val="22"/>
-      <w:lang w:val="en"/>
-      <w14:ligatures w14:val="none"/>
-    </w:rPr>
   </w:style>
   <w:style w:type="paragraph" w:styleId="Heading1">
     <w:name w:val="heading 1"/>
@@ -8153,7 +8803,7 @@
     <w:link w:val="Heading1Char"/>
     <w:uiPriority w:val="9"/>
     <w:qFormat/>
-    <w:rsid w:val="00FA2A4D"/>
+    <w:rsid w:val="00A14BD2"/>
     <w:pPr>
       <w:keepNext/>
       <w:keepLines/>
@@ -8175,7 +8825,7 @@
     <w:uiPriority w:val="9"/>
     <w:unhideWhenUsed/>
     <w:qFormat/>
-    <w:rsid w:val="00FA2A4D"/>
+    <w:rsid w:val="00A14BD2"/>
     <w:pPr>
       <w:keepNext/>
       <w:keepLines/>
@@ -8197,7 +8847,7 @@
     <w:uiPriority w:val="9"/>
     <w:unhideWhenUsed/>
     <w:qFormat/>
-    <w:rsid w:val="00FA2A4D"/>
+    <w:rsid w:val="00A14BD2"/>
     <w:pPr>
       <w:keepNext/>
       <w:keepLines/>
@@ -8219,7 +8869,7 @@
     <w:uiPriority w:val="9"/>
     <w:unhideWhenUsed/>
     <w:qFormat/>
-    <w:rsid w:val="00FA2A4D"/>
+    <w:rsid w:val="00A14BD2"/>
     <w:pPr>
       <w:keepNext/>
       <w:keepLines/>
@@ -8242,7 +8892,7 @@
     <w:semiHidden/>
     <w:unhideWhenUsed/>
     <w:qFormat/>
-    <w:rsid w:val="00FA2A4D"/>
+    <w:rsid w:val="00A14BD2"/>
     <w:pPr>
       <w:keepNext/>
       <w:keepLines/>
@@ -8263,11 +8913,11 @@
     <w:semiHidden/>
     <w:unhideWhenUsed/>
     <w:qFormat/>
-    <w:rsid w:val="00FA2A4D"/>
+    <w:rsid w:val="00A14BD2"/>
     <w:pPr>
       <w:keepNext/>
       <w:keepLines/>
-      <w:spacing w:before="40"/>
+      <w:spacing w:before="40" w:after="0"/>
       <w:outlineLvl w:val="5"/>
     </w:pPr>
     <w:rPr>
@@ -8286,11 +8936,11 @@
     <w:semiHidden/>
     <w:unhideWhenUsed/>
     <w:qFormat/>
-    <w:rsid w:val="00FA2A4D"/>
+    <w:rsid w:val="00A14BD2"/>
     <w:pPr>
       <w:keepNext/>
       <w:keepLines/>
-      <w:spacing w:before="40"/>
+      <w:spacing w:before="40" w:after="0"/>
       <w:outlineLvl w:val="6"/>
     </w:pPr>
     <w:rPr>
@@ -8307,10 +8957,11 @@
     <w:semiHidden/>
     <w:unhideWhenUsed/>
     <w:qFormat/>
-    <w:rsid w:val="00FA2A4D"/>
+    <w:rsid w:val="00A14BD2"/>
     <w:pPr>
       <w:keepNext/>
       <w:keepLines/>
+      <w:spacing w:after="0"/>
       <w:outlineLvl w:val="7"/>
     </w:pPr>
     <w:rPr>
@@ -8329,10 +8980,11 @@
     <w:semiHidden/>
     <w:unhideWhenUsed/>
     <w:qFormat/>
-    <w:rsid w:val="00FA2A4D"/>
+    <w:rsid w:val="00A14BD2"/>
     <w:pPr>
       <w:keepNext/>
       <w:keepLines/>
+      <w:spacing w:after="0"/>
       <w:outlineLvl w:val="8"/>
     </w:pPr>
     <w:rPr>
@@ -8372,7 +9024,7 @@
     <w:basedOn w:val="DefaultParagraphFont"/>
     <w:link w:val="Heading1"/>
     <w:uiPriority w:val="9"/>
-    <w:rsid w:val="00FA2A4D"/>
+    <w:rsid w:val="00A14BD2"/>
     <w:rPr>
       <w:rFonts w:asciiTheme="majorHAnsi" w:eastAsiaTheme="majorEastAsia" w:hAnsiTheme="majorHAnsi" w:cstheme="majorBidi"/>
       <w:color w:val="2F5496" w:themeColor="accent1" w:themeShade="BF"/>
@@ -8385,7 +9037,7 @@
     <w:basedOn w:val="DefaultParagraphFont"/>
     <w:link w:val="Heading2"/>
     <w:uiPriority w:val="9"/>
-    <w:rsid w:val="00FA2A4D"/>
+    <w:rsid w:val="00A14BD2"/>
     <w:rPr>
       <w:rFonts w:asciiTheme="majorHAnsi" w:eastAsiaTheme="majorEastAsia" w:hAnsiTheme="majorHAnsi" w:cstheme="majorBidi"/>
       <w:color w:val="2F5496" w:themeColor="accent1" w:themeShade="BF"/>
@@ -8398,7 +9050,7 @@
     <w:basedOn w:val="DefaultParagraphFont"/>
     <w:link w:val="Heading3"/>
     <w:uiPriority w:val="9"/>
-    <w:rsid w:val="00FA2A4D"/>
+    <w:rsid w:val="00A14BD2"/>
     <w:rPr>
       <w:rFonts w:eastAsiaTheme="majorEastAsia" w:cstheme="majorBidi"/>
       <w:color w:val="2F5496" w:themeColor="accent1" w:themeShade="BF"/>
@@ -8411,7 +9063,7 @@
     <w:basedOn w:val="DefaultParagraphFont"/>
     <w:link w:val="Heading4"/>
     <w:uiPriority w:val="9"/>
-    <w:rsid w:val="00FA2A4D"/>
+    <w:rsid w:val="00A14BD2"/>
     <w:rPr>
       <w:rFonts w:eastAsiaTheme="majorEastAsia" w:cstheme="majorBidi"/>
       <w:i/>
@@ -8425,7 +9077,7 @@
     <w:link w:val="Heading5"/>
     <w:uiPriority w:val="9"/>
     <w:semiHidden/>
-    <w:rsid w:val="00FA2A4D"/>
+    <w:rsid w:val="00A14BD2"/>
     <w:rPr>
       <w:rFonts w:eastAsiaTheme="majorEastAsia" w:cstheme="majorBidi"/>
       <w:color w:val="2F5496" w:themeColor="accent1" w:themeShade="BF"/>
@@ -8437,7 +9089,7 @@
     <w:link w:val="Heading6"/>
     <w:uiPriority w:val="9"/>
     <w:semiHidden/>
-    <w:rsid w:val="00FA2A4D"/>
+    <w:rsid w:val="00A14BD2"/>
     <w:rPr>
       <w:rFonts w:eastAsiaTheme="majorEastAsia" w:cstheme="majorBidi"/>
       <w:i/>
@@ -8451,7 +9103,7 @@
     <w:link w:val="Heading7"/>
     <w:uiPriority w:val="9"/>
     <w:semiHidden/>
-    <w:rsid w:val="00FA2A4D"/>
+    <w:rsid w:val="00A14BD2"/>
     <w:rPr>
       <w:rFonts w:eastAsiaTheme="majorEastAsia" w:cstheme="majorBidi"/>
       <w:color w:val="595959" w:themeColor="text1" w:themeTint="A6"/>
@@ -8463,7 +9115,7 @@
     <w:link w:val="Heading8"/>
     <w:uiPriority w:val="9"/>
     <w:semiHidden/>
-    <w:rsid w:val="00FA2A4D"/>
+    <w:rsid w:val="00A14BD2"/>
     <w:rPr>
       <w:rFonts w:eastAsiaTheme="majorEastAsia" w:cstheme="majorBidi"/>
       <w:i/>
@@ -8477,7 +9129,7 @@
     <w:link w:val="Heading9"/>
     <w:uiPriority w:val="9"/>
     <w:semiHidden/>
-    <w:rsid w:val="00FA2A4D"/>
+    <w:rsid w:val="00A14BD2"/>
     <w:rPr>
       <w:rFonts w:eastAsiaTheme="majorEastAsia" w:cstheme="majorBidi"/>
       <w:color w:val="272727" w:themeColor="text1" w:themeTint="D8"/>
@@ -8490,7 +9142,7 @@
     <w:link w:val="TitleChar"/>
     <w:uiPriority w:val="10"/>
     <w:qFormat/>
-    <w:rsid w:val="00FA2A4D"/>
+    <w:rsid w:val="00A14BD2"/>
     <w:pPr>
       <w:spacing w:after="80" w:line="240" w:lineRule="auto"/>
       <w:contextualSpacing/>
@@ -8508,7 +9160,7 @@
     <w:basedOn w:val="DefaultParagraphFont"/>
     <w:link w:val="Title"/>
     <w:uiPriority w:val="10"/>
-    <w:rsid w:val="00FA2A4D"/>
+    <w:rsid w:val="00A14BD2"/>
     <w:rPr>
       <w:rFonts w:asciiTheme="majorHAnsi" w:eastAsiaTheme="majorEastAsia" w:hAnsiTheme="majorHAnsi" w:cstheme="majorBidi"/>
       <w:spacing w:val="-10"/>
@@ -8524,7 +9176,7 @@
     <w:link w:val="SubtitleChar"/>
     <w:uiPriority w:val="11"/>
     <w:qFormat/>
-    <w:rsid w:val="00FA2A4D"/>
+    <w:rsid w:val="00A14BD2"/>
     <w:pPr>
       <w:numPr>
         <w:ilvl w:val="1"/>
@@ -8543,7 +9195,7 @@
     <w:basedOn w:val="DefaultParagraphFont"/>
     <w:link w:val="Subtitle"/>
     <w:uiPriority w:val="11"/>
-    <w:rsid w:val="00FA2A4D"/>
+    <w:rsid w:val="00A14BD2"/>
     <w:rPr>
       <w:rFonts w:eastAsiaTheme="majorEastAsia" w:cstheme="majorBidi"/>
       <w:color w:val="595959" w:themeColor="text1" w:themeTint="A6"/>
@@ -8559,7 +9211,7 @@
     <w:link w:val="QuoteChar"/>
     <w:uiPriority w:val="29"/>
     <w:qFormat/>
-    <w:rsid w:val="00FA2A4D"/>
+    <w:rsid w:val="00A14BD2"/>
     <w:pPr>
       <w:spacing w:before="160"/>
       <w:jc w:val="center"/>
@@ -8575,7 +9227,7 @@
     <w:basedOn w:val="DefaultParagraphFont"/>
     <w:link w:val="Quote"/>
     <w:uiPriority w:val="29"/>
-    <w:rsid w:val="00FA2A4D"/>
+    <w:rsid w:val="00A14BD2"/>
     <w:rPr>
       <w:i/>
       <w:iCs/>
@@ -8587,7 +9239,7 @@
     <w:basedOn w:val="Normal"/>
     <w:uiPriority w:val="34"/>
     <w:qFormat/>
-    <w:rsid w:val="00FA2A4D"/>
+    <w:rsid w:val="00A14BD2"/>
     <w:pPr>
       <w:ind w:left="720"/>
       <w:contextualSpacing/>
@@ -8598,7 +9250,7 @@
     <w:basedOn w:val="DefaultParagraphFont"/>
     <w:uiPriority w:val="21"/>
     <w:qFormat/>
-    <w:rsid w:val="00FA2A4D"/>
+    <w:rsid w:val="00A14BD2"/>
     <w:rPr>
       <w:i/>
       <w:iCs/>
@@ -8612,7 +9264,7 @@
     <w:link w:val="IntenseQuoteChar"/>
     <w:uiPriority w:val="30"/>
     <w:qFormat/>
-    <w:rsid w:val="00FA2A4D"/>
+    <w:rsid w:val="00A14BD2"/>
     <w:pPr>
       <w:pBdr>
         <w:top w:val="single" w:sz="4" w:space="10" w:color="2F5496" w:themeColor="accent1" w:themeShade="BF"/>
@@ -8633,7 +9285,7 @@
     <w:basedOn w:val="DefaultParagraphFont"/>
     <w:link w:val="IntenseQuote"/>
     <w:uiPriority w:val="30"/>
-    <w:rsid w:val="00FA2A4D"/>
+    <w:rsid w:val="00A14BD2"/>
     <w:rPr>
       <w:i/>
       <w:iCs/>
@@ -8645,7 +9297,7 @@
     <w:basedOn w:val="DefaultParagraphFont"/>
     <w:uiPriority w:val="32"/>
     <w:qFormat/>
-    <w:rsid w:val="00FA2A4D"/>
+    <w:rsid w:val="00A14BD2"/>
     <w:rPr>
       <w:b/>
       <w:bCs/>
